--- a/data/concession-rostov/Концессионное соглашение.docx
+++ b/data/concession-rostov/Концессионное соглашение.docx
@@ -1,6 +1,6 @@
 
 <file path=word/document.xml><?xml version="1.0" encoding="utf-8"?>
-<w:document xmlns:wpc="http://schemas.microsoft.com/office/word/2010/wordprocessingCanvas" xmlns:mc="http://schemas.openxmlformats.org/markup-compatibility/2006" xmlns:o="urn:schemas-microsoft-com:office:office" xmlns:r="http://schemas.openxmlformats.org/officeDocument/2006/relationships" xmlns:m="http://schemas.openxmlformats.org/officeDocument/2006/math" xmlns:v="urn:schemas-microsoft-com:vml" xmlns:wp14="http://schemas.microsoft.com/office/word/2010/wordprocessingDrawing" xmlns:wp="http://schemas.openxmlformats.org/drawingml/2006/wordprocessingDrawing" xmlns:w10="urn:schemas-microsoft-com:office:word" xmlns:w="http://schemas.openxmlformats.org/wordprocessingml/2006/main" xmlns:w14="http://schemas.microsoft.com/office/word/2010/wordml" xmlns:w15="http://schemas.microsoft.com/office/word/2012/wordml" xmlns:wpg="http://schemas.microsoft.com/office/word/2010/wordprocessingGroup" xmlns:wpi="http://schemas.microsoft.com/office/word/2010/wordprocessingInk" xmlns:wne="http://schemas.microsoft.com/office/word/2006/wordml" xmlns:wps="http://schemas.microsoft.com/office/word/2010/wordprocessingShape" mc:Ignorable="w14 w15 wp14">
+<w:document xmlns:wpc="http://schemas.microsoft.com/office/word/2010/wordprocessingCanvas" xmlns:cx="http://schemas.microsoft.com/office/drawing/2014/chartex" xmlns:cx1="http://schemas.microsoft.com/office/drawing/2015/9/8/chartex" xmlns:cx2="http://schemas.microsoft.com/office/drawing/2015/10/21/chartex" xmlns:cx3="http://schemas.microsoft.com/office/drawing/2016/5/9/chartex" xmlns:cx4="http://schemas.microsoft.com/office/drawing/2016/5/10/chartex" xmlns:cx5="http://schemas.microsoft.com/office/drawing/2016/5/11/chartex" xmlns:cx6="http://schemas.microsoft.com/office/drawing/2016/5/12/chartex" xmlns:cx7="http://schemas.microsoft.com/office/drawing/2016/5/13/chartex" xmlns:cx8="http://schemas.microsoft.com/office/drawing/2016/5/14/chartex" xmlns:mc="http://schemas.openxmlformats.org/markup-compatibility/2006" xmlns:aink="http://schemas.microsoft.com/office/drawing/2016/ink" xmlns:am3d="http://schemas.microsoft.com/office/drawing/2017/model3d" xmlns:o="urn:schemas-microsoft-com:office:office" xmlns:oel="http://schemas.microsoft.com/office/2019/extlst" xmlns:r="http://schemas.openxmlformats.org/officeDocument/2006/relationships" xmlns:m="http://schemas.openxmlformats.org/officeDocument/2006/math" xmlns:v="urn:schemas-microsoft-com:vml" xmlns:wp14="http://schemas.microsoft.com/office/word/2010/wordprocessingDrawing" xmlns:wp="http://schemas.openxmlformats.org/drawingml/2006/wordprocessingDrawing" xmlns:w10="urn:schemas-microsoft-com:office:word" xmlns:w="http://schemas.openxmlformats.org/wordprocessingml/2006/main" xmlns:w14="http://schemas.microsoft.com/office/word/2010/wordml" xmlns:w15="http://schemas.microsoft.com/office/word/2012/wordml" xmlns:w16cex="http://schemas.microsoft.com/office/word/2018/wordml/cex" xmlns:w16cid="http://schemas.microsoft.com/office/word/2016/wordml/cid" xmlns:w16="http://schemas.microsoft.com/office/word/2018/wordml" xmlns:w16du="http://schemas.microsoft.com/office/word/2023/wordml/word16du" xmlns:w16sdtdh="http://schemas.microsoft.com/office/word/2020/wordml/sdtdatahash" xmlns:w16sdtfl="http://schemas.microsoft.com/office/word/2024/wordml/sdtformatlock" xmlns:w16se="http://schemas.microsoft.com/office/word/2015/wordml/symex" xmlns:wpg="http://schemas.microsoft.com/office/word/2010/wordprocessingGroup" xmlns:wpi="http://schemas.microsoft.com/office/word/2010/wordprocessingInk" xmlns:wne="http://schemas.microsoft.com/office/word/2006/wordml" xmlns:wps="http://schemas.microsoft.com/office/word/2010/wordprocessingShape" mc:Ignorable="w14 w15 w16se w16cid w16 w16cex w16sdtdh w16sdtfl w16du wp14">
   <w:body>
     <w:p>
       <w:pPr>
@@ -236,8 +236,6 @@
         </w:rPr>
         <w:t>УРБАНТЕХ СЕВЕРО-ЗАПАД</w:t>
       </w:r>
-      <w:bookmarkStart w:id="0" w:name="_GoBack"/>
-      <w:bookmarkEnd w:id="0"/>
       <w:r>
         <w:rPr>
           <w:rFonts w:eastAsia="MS Mincho"/>
@@ -785,7 +783,6 @@
         </w:rPr>
         <w:t>межведомственном взаимодействии исполнительных органов Ростовской области при подготовке и реализации проектов государственно-частного партнерства, концессионных соглашений, публичным партнером (</w:t>
       </w:r>
-      <w:proofErr w:type="spellStart"/>
       <w:r>
         <w:rPr>
           <w:rFonts w:eastAsiaTheme="minorHAnsi"/>
@@ -802,17 +799,7 @@
           <w:szCs w:val="24"/>
           <w:lang w:val="ru-RU"/>
         </w:rPr>
-        <w:t>онцедентом</w:t>
-      </w:r>
-      <w:proofErr w:type="spellEnd"/>
-      <w:r>
-        <w:rPr>
-          <w:rFonts w:eastAsiaTheme="minorHAnsi"/>
-          <w:sz w:val="24"/>
-          <w:szCs w:val="24"/>
-          <w:lang w:val="ru-RU"/>
-        </w:rPr>
-        <w:t xml:space="preserve">) в которых является Ростовская область», </w:t>
+        <w:t xml:space="preserve">онцедентом) в которых является Ростовская область», </w:t>
       </w:r>
       <w:r>
         <w:rPr>
@@ -1370,12 +1357,8 @@
     </w:p>
     <w:p>
       <w:pPr>
-        <w:pStyle w:val="aff3"/>
-        <w:numPr>
-          <w:ilvl w:val="0"/>
-          <w:numId w:val="93"/>
-        </w:numPr>
-        <w:spacing w:line="360" w:lineRule="auto"/>
+        <w:spacing w:line="360" w:lineRule="auto"/>
+        <w:ind w:left="1069" w:hanging="360"/>
         <w:jc w:val="center"/>
         <w:rPr>
           <w:b/>
@@ -1384,6 +1367,24 @@
           <w:szCs w:val="24"/>
         </w:rPr>
       </w:pPr>
+      <w:r>
+        <w:rPr>
+          <w:b/>
+          <w:bCs/>
+          <w:sz w:val="24"/>
+          <w:szCs w:val="24"/>
+        </w:rPr>
+        <w:t>1.</w:t>
+      </w:r>
+      <w:r>
+        <w:rPr>
+          <w:b/>
+          <w:bCs/>
+          <w:sz w:val="24"/>
+          <w:szCs w:val="24"/>
+        </w:rPr>
+        <w:tab/>
+      </w:r>
       <w:r>
         <w:rPr>
           <w:b/>
@@ -4189,15 +4190,7 @@
           <w:sz w:val="24"/>
           <w:szCs w:val="24"/>
         </w:rPr>
-        <w:t xml:space="preserve">Российской </w:t>
-      </w:r>
-      <w:r>
-        <w:rPr>
-          <w:sz w:val="24"/>
-          <w:szCs w:val="24"/>
-        </w:rPr>
-        <w:lastRenderedPageBreak/>
-        <w:t>Федерации и о внесении изменений в отдельные законодательные акты Российской Федерации</w:t>
+        <w:t>Российской Федерации и о внесении изменений в отдельные законодательные акты Российской Федерации</w:t>
       </w:r>
       <w:r>
         <w:rPr>
@@ -4783,15 +4776,7 @@
           <w:sz w:val="24"/>
           <w:szCs w:val="24"/>
         </w:rPr>
-        <w:t xml:space="preserve">Концедент вправе по согласованию с Концессионером предоставить Имущество Концедента на любом этапе исполнения Соглашения после его заключения. В этом случае </w:t>
-      </w:r>
-      <w:r>
-        <w:rPr>
-          <w:sz w:val="24"/>
-          <w:szCs w:val="24"/>
-        </w:rPr>
-        <w:lastRenderedPageBreak/>
-        <w:t>Стороны вносят соответствующие изменения в Соглашения путем заключения Дополнительного соглашения и включения Методики оценки технического состояния Имущества Концедента.</w:t>
+        <w:t>Концедент вправе по согласованию с Концессионером предоставить Имущество Концедента на любом этапе исполнения Соглашения после его заключения. В этом случае Стороны вносят соответствующие изменения в Соглашения путем заключения Дополнительного соглашения и включения Методики оценки технического состояния Имущества Концедента.</w:t>
       </w:r>
     </w:p>
     <w:p>
@@ -5431,7 +5416,6 @@
           <w:sz w:val="24"/>
           <w:szCs w:val="24"/>
         </w:rPr>
-        <w:lastRenderedPageBreak/>
         <w:tab/>
         <w:t>(а)</w:t>
       </w:r>
@@ -5909,7 +5893,6 @@
           <w:sz w:val="24"/>
           <w:szCs w:val="24"/>
         </w:rPr>
-        <w:lastRenderedPageBreak/>
         <w:t>(к</w:t>
       </w:r>
       <w:r>
@@ -6635,7 +6618,6 @@
           <w:sz w:val="24"/>
           <w:szCs w:val="24"/>
         </w:rPr>
-        <w:lastRenderedPageBreak/>
         <w:tab/>
         <w:t>(г)</w:t>
       </w:r>
@@ -7300,15 +7282,7 @@
           <w:sz w:val="24"/>
           <w:szCs w:val="24"/>
         </w:rPr>
-        <w:t xml:space="preserve">абочих дней с Даты Подписания Соглашения о личности </w:t>
-      </w:r>
-      <w:r>
-        <w:rPr>
-          <w:sz w:val="24"/>
-          <w:szCs w:val="24"/>
-        </w:rPr>
-        <w:lastRenderedPageBreak/>
-        <w:t>представителя. Концессионер вправе сменить своего представителя в любое время путем направления письменного уведомления Концеденту.</w:t>
+        <w:t>абочих дней с Даты Подписания Соглашения о личности представителя. Концессионер вправе сменить своего представителя в любое время путем направления письменного уведомления Концеденту.</w:t>
       </w:r>
     </w:p>
     <w:p>
@@ -7871,7 +7845,6 @@
           <w:sz w:val="24"/>
           <w:szCs w:val="24"/>
         </w:rPr>
-        <w:lastRenderedPageBreak/>
         <w:t>(а)</w:t>
       </w:r>
       <w:r>
@@ -8471,7 +8444,6 @@
           <w:sz w:val="24"/>
           <w:szCs w:val="24"/>
         </w:rPr>
-        <w:lastRenderedPageBreak/>
         <w:t>Сторона, считающая возможным подписание Акта Финансового Закрытия, направляет другой стороне сообщение о готовности подписать Акт Финансового Закрытия по форме, установленной Приложением № 9 к Соглашению.</w:t>
       </w:r>
     </w:p>
@@ -9152,7 +9124,6 @@
           <w:sz w:val="24"/>
           <w:szCs w:val="24"/>
         </w:rPr>
-        <w:lastRenderedPageBreak/>
         <w:t>(б)</w:t>
       </w:r>
       <w:r>
@@ -9811,7 +9782,6 @@
           <w:sz w:val="24"/>
           <w:szCs w:val="24"/>
         </w:rPr>
-        <w:lastRenderedPageBreak/>
         <w:t>В случае, если к Дате Подписания Соглашения часть Имущества Концедента обременена правами третьих лиц, такое Имущество Концедента подлежит передаче Концессионеру в</w:t>
       </w:r>
       <w:r>
@@ -10312,15 +10282,7 @@
           <w:sz w:val="24"/>
           <w:szCs w:val="24"/>
         </w:rPr>
-        <w:t xml:space="preserve">озданию Объекта </w:t>
-      </w:r>
-      <w:r>
-        <w:rPr>
-          <w:sz w:val="24"/>
-          <w:szCs w:val="24"/>
-        </w:rPr>
-        <w:lastRenderedPageBreak/>
-        <w:t>Соглашения до подготовки таких разделов с обязательством подготовить их в будущем или оспорить такое требование Концедента в порядке разрешения споров.</w:t>
+        <w:t>озданию Объекта Соглашения до подготовки таких разделов с обязательством подготовить их в будущем или оспорить такое требование Концедента в порядке разрешения споров.</w:t>
       </w:r>
     </w:p>
     <w:p>
@@ -11155,7 +11117,6 @@
           <w:sz w:val="24"/>
           <w:szCs w:val="24"/>
         </w:rPr>
-        <w:lastRenderedPageBreak/>
         <w:t>Концессионер обязуется осуществить Создание Объекта Соглашения в соответствии с</w:t>
       </w:r>
       <w:r>
@@ -11411,7 +11372,7 @@
         </w:rPr>
         <w:t xml:space="preserve">10.7.3.1. Концессионер вправе потребовать, а Концедент обязуется не отказывать в подписании Акта Начала Реализации Этапа II при условии, </w:t>
       </w:r>
-      <w:bookmarkStart w:id="1" w:name="_Hlk212468047"/>
+      <w:bookmarkStart w:id="0" w:name="_Hlk212468047"/>
       <w:r>
         <w:rPr>
           <w:sz w:val="24"/>
@@ -11556,7 +11517,7 @@
         </w:rPr>
         <w:t xml:space="preserve"> </w:t>
       </w:r>
-      <w:bookmarkEnd w:id="1"/>
+      <w:bookmarkEnd w:id="0"/>
       <w:r>
         <w:rPr>
           <w:sz w:val="24"/>
@@ -11867,16 +11828,7 @@
           <w:szCs w:val="24"/>
           <w:lang w:val="ru-RU"/>
         </w:rPr>
-        <w:t xml:space="preserve"> среднее количество вынесенных постановлений по делам об административных </w:t>
-      </w:r>
-      <w:r>
-        <w:rPr>
-          <w:sz w:val="24"/>
-          <w:szCs w:val="24"/>
-          <w:lang w:val="ru-RU"/>
-        </w:rPr>
-        <w:lastRenderedPageBreak/>
-        <w:t xml:space="preserve">правонарушениях (ПАП), зафиксированных с помощью </w:t>
+        <w:t xml:space="preserve"> среднее количество вынесенных постановлений по делам об административных правонарушениях (ПАП), зафиксированных с помощью </w:t>
       </w:r>
       <w:r>
         <w:rPr>
@@ -12737,16 +12689,7 @@
           <w:szCs w:val="24"/>
           <w:lang w:val="ru-RU"/>
         </w:rPr>
-        <w:t xml:space="preserve">Основанием для отказа в начале реализации соответствующего Этапа, при наличии Оснований Концедента или Концессионера для начала нового Этапа могут быть только </w:t>
-      </w:r>
-      <w:r>
-        <w:rPr>
-          <w:sz w:val="24"/>
-          <w:szCs w:val="24"/>
-          <w:lang w:val="ru-RU"/>
-        </w:rPr>
-        <w:lastRenderedPageBreak/>
-        <w:t xml:space="preserve">несоответствие данных, представленных инициирующей Стороной фактическим обстоятельствам. </w:t>
+        <w:t xml:space="preserve">Основанием для отказа в начале реализации соответствующего Этапа, при наличии Оснований Концедента или Концессионера для начала нового Этапа могут быть только несоответствие данных, представленных инициирующей Стороной фактическим обстоятельствам. </w:t>
       </w:r>
     </w:p>
     <w:p>
@@ -13177,15 +13120,7 @@
           <w:sz w:val="24"/>
           <w:szCs w:val="24"/>
         </w:rPr>
-        <w:t xml:space="preserve">В случае, если для осуществления Создания, Концессионером приобретаются исключительные и (или) неисключительные права в отношении объектов информационных </w:t>
-      </w:r>
-      <w:r>
-        <w:rPr>
-          <w:sz w:val="24"/>
-          <w:szCs w:val="24"/>
-        </w:rPr>
-        <w:lastRenderedPageBreak/>
-        <w:t>технологий, а также исключительные и (или) неисключительные права в отношении результатов интеллектуальной деятельности у третьих лиц, правовой режим таких прав устанавливается в</w:t>
+        <w:t>В случае, если для осуществления Создания, Концессионером приобретаются исключительные и (или) неисключительные права в отношении объектов информационных технологий, а также исключительные и (или) неисключительные права в отношении результатов интеллектуальной деятельности у третьих лиц, правовой режим таких прав устанавливается в</w:t>
       </w:r>
       <w:r>
         <w:rPr>
@@ -13826,15 +13761,7 @@
           <w:sz w:val="24"/>
           <w:szCs w:val="24"/>
         </w:rPr>
-        <w:t xml:space="preserve">Концессионер осуществляет опытную эксплуатацию Созданного Объекта Соглашения в сроки, установленные Приложением № 5 к Соглашению с целью определения показателей качества работы Объекта Соглашения перед Приемкой. Концессионер вправе по своему </w:t>
-      </w:r>
-      <w:r>
-        <w:rPr>
-          <w:sz w:val="24"/>
-          <w:szCs w:val="24"/>
-        </w:rPr>
-        <w:lastRenderedPageBreak/>
-        <w:t>решению осуществлять опытную эксплуатацию Объекта Соглашения не в полном объеме по</w:t>
+        <w:t>Концессионер осуществляет опытную эксплуатацию Созданного Объекта Соглашения в сроки, установленные Приложением № 5 к Соглашению с целью определения показателей качества работы Объекта Соглашения перед Приемкой. Концессионер вправе по своему решению осуществлять опытную эксплуатацию Объекта Соглашения не в полном объеме по</w:t>
       </w:r>
       <w:r>
         <w:rPr>
@@ -13969,7 +13896,7 @@
           <w:szCs w:val="24"/>
         </w:rPr>
       </w:pPr>
-      <w:bookmarkStart w:id="2" w:name="_Hlk210318283"/>
+      <w:bookmarkStart w:id="1" w:name="_Hlk210318283"/>
       <w:r>
         <w:rPr>
           <w:rFonts w:eastAsia="MS Mincho"/>
@@ -13979,7 +13906,7 @@
         </w:rPr>
         <w:t>Форма отчета об опытной эксплуатации, порядок и требования к проведению опытной эксплуатации определяется Концессионером на этапах Проектирования Объекта Соглашения.</w:t>
       </w:r>
-      <w:bookmarkEnd w:id="2"/>
+      <w:bookmarkEnd w:id="1"/>
     </w:p>
     <w:p>
       <w:pPr>
@@ -14210,15 +14137,7 @@
           <w:sz w:val="24"/>
           <w:szCs w:val="24"/>
         </w:rPr>
-        <w:t xml:space="preserve">соответствие функциональным, </w:t>
-      </w:r>
-      <w:r>
-        <w:rPr>
-          <w:sz w:val="24"/>
-          <w:szCs w:val="24"/>
-        </w:rPr>
-        <w:lastRenderedPageBreak/>
-        <w:t>техническим, технологическим требования</w:t>
+        <w:t>соответствие функциональным, техническим, технологическим требования</w:t>
       </w:r>
       <w:r>
         <w:rPr>
@@ -14843,7 +14762,6 @@
           <w:sz w:val="24"/>
           <w:szCs w:val="24"/>
         </w:rPr>
-        <w:lastRenderedPageBreak/>
         <w:t>Концессионер обязуется осуществить Ввод Объе</w:t>
       </w:r>
       <w:r>
@@ -15514,15 +15432,7 @@
           <w:sz w:val="24"/>
           <w:szCs w:val="24"/>
         </w:rPr>
-        <w:t xml:space="preserve">случае если это ведет к невозможности исполнения Соглашения в полном объеме, является существенным нарушением условий Соглашения и является основанием для расторжения </w:t>
-      </w:r>
-      <w:r>
-        <w:rPr>
-          <w:sz w:val="24"/>
-          <w:szCs w:val="24"/>
-        </w:rPr>
-        <w:lastRenderedPageBreak/>
-        <w:t>Соглашения на основании решения Суда. Стороной</w:t>
+        <w:t>случае если это ведет к невозможности исполнения Соглашения в полном объеме, является существенным нарушением условий Соглашения и является основанием для расторжения Соглашения на основании решения Суда. Стороной</w:t>
       </w:r>
       <w:r>
         <w:rPr>
@@ -15660,7 +15570,7 @@
         </w:rPr>
         <w:tab/>
       </w:r>
-      <w:bookmarkStart w:id="3" w:name="_Hlk211938690"/>
+      <w:bookmarkStart w:id="2" w:name="_Hlk211938690"/>
       <w:r>
         <w:rPr>
           <w:sz w:val="24"/>
@@ -15832,7 +15742,7 @@
         <w:t>Законодательством.</w:t>
       </w:r>
     </w:p>
-    <w:bookmarkEnd w:id="3"/>
+    <w:bookmarkEnd w:id="2"/>
     <w:p>
       <w:pPr>
         <w:pStyle w:val="aff3"/>
@@ -16250,15 +16160,7 @@
           <w:sz w:val="24"/>
           <w:szCs w:val="24"/>
         </w:rPr>
-        <w:t xml:space="preserve">состав </w:t>
-      </w:r>
-      <w:r>
-        <w:rPr>
-          <w:sz w:val="24"/>
-          <w:szCs w:val="24"/>
-        </w:rPr>
-        <w:lastRenderedPageBreak/>
-        <w:t>Объекта Соглашения и (или) входящих в состав Имущества Концедента (если такое имущество передается Концедентом Концессионеру) в порядке, установленном Соглашением.</w:t>
+        <w:t>состав Объекта Соглашения и (или) входящих в состав Имущества Концедента (если такое имущество передается Концедентом Концессионеру) в порядке, установленном Соглашением.</w:t>
       </w:r>
     </w:p>
     <w:p>
@@ -16681,7 +16583,6 @@
           <w:sz w:val="24"/>
           <w:szCs w:val="24"/>
         </w:rPr>
-        <w:lastRenderedPageBreak/>
         <w:t>Концессионер согласовывает заявку Концедента на перенос (перемещение) комплексов фотовидеофиксации нарушений правил дорожного движения в течение 30</w:t>
       </w:r>
       <w:r>
@@ -17231,15 +17132,7 @@
           <w:sz w:val="24"/>
           <w:szCs w:val="24"/>
         </w:rPr>
-        <w:t xml:space="preserve">Концденентом </w:t>
-      </w:r>
-      <w:r>
-        <w:rPr>
-          <w:sz w:val="24"/>
-          <w:szCs w:val="24"/>
-        </w:rPr>
-        <w:lastRenderedPageBreak/>
-        <w:t>и</w:t>
+        <w:t>Концденентом и</w:t>
       </w:r>
       <w:r>
         <w:rPr>
@@ -17728,7 +17621,7 @@
         </w:rPr>
         <w:tab/>
       </w:r>
-      <w:bookmarkStart w:id="4" w:name="_Hlk211938722"/>
+      <w:bookmarkStart w:id="3" w:name="_Hlk211938722"/>
       <w:r>
         <w:rPr>
           <w:sz w:val="24"/>
@@ -17736,7 +17629,7 @@
         </w:rPr>
         <w:t>Концессионер осуществляет Эксплуатацию Объекта Соглашения по каждому из Этапов (Этап I, Этап II, Этап III) в течение 10 (десяти) лет, исчисляемых с даты Ввода в Эксплуатацию Объекта по соответствующему Этапу. Эксплуатация по каждому Этапу прекращается по истечении указанного 10‑летнего срока и не может продолжаться свыше 10 (десяти) лет с даты его Ввода в Эксплуатацию. При этом Эксплуатация не осуществляется после прекращения или истечения Срока Действия Соглашения.</w:t>
       </w:r>
-      <w:bookmarkEnd w:id="4"/>
+      <w:bookmarkEnd w:id="3"/>
     </w:p>
     <w:p>
       <w:pPr>
@@ -17821,7 +17714,6 @@
           <w:sz w:val="24"/>
           <w:szCs w:val="24"/>
         </w:rPr>
-        <w:lastRenderedPageBreak/>
         <w:t>Концессионер обязан осуществлять техническое и сервисное обслуживание, содержание (эксплуатацию), ремонт и обновление программного обеспечения, входящего в состав Объекта Соглашения, с даты подписания Акта</w:t>
       </w:r>
       <w:r>
@@ -18429,15 +18321,7 @@
           <w:sz w:val="24"/>
           <w:szCs w:val="24"/>
         </w:rPr>
-        <w:t xml:space="preserve">эффективности, </w:t>
-      </w:r>
-      <w:r>
-        <w:rPr>
-          <w:sz w:val="24"/>
-          <w:szCs w:val="24"/>
-        </w:rPr>
-        <w:lastRenderedPageBreak/>
-        <w:t>производительности, надежности, усовершенствования или соответствия современным требованиям, нормам и стандартам, а также переработка (усовершенствование) объектов информационных технологий в составе Объекта Соглашения..</w:t>
+        <w:t>эффективности, производительности, надежности, усовершенствования или соответствия современным требованиям, нормам и стандартам, а также переработка (усовершенствование) объектов информационных технологий в составе Объекта Соглашения..</w:t>
       </w:r>
     </w:p>
     <w:p>
@@ -18804,7 +18688,6 @@
           <w:sz w:val="24"/>
           <w:szCs w:val="24"/>
         </w:rPr>
-        <w:lastRenderedPageBreak/>
         <w:t>Плата Концедента не разделяется на части, представляет собой агрегированную плату, выплачиваемую за количество вынес</w:t>
       </w:r>
       <w:r>
@@ -19382,7 +19265,6 @@
           <w:sz w:val="24"/>
           <w:szCs w:val="24"/>
         </w:rPr>
-        <w:lastRenderedPageBreak/>
         <w:t>Платеж между Сторонами, срок для которого Соглашением не установлен, осуществляется на основании отдельного счета, выставляемого получателем в адрес плательщика, и подлежит осуществлению в течение разумного срока, но не позднее, чем через 90 (Девяносто) календарных дней с даты получения счета.</w:t>
       </w:r>
     </w:p>
@@ -19800,7 +19682,6 @@
           <w:sz w:val="24"/>
           <w:szCs w:val="24"/>
         </w:rPr>
-        <w:lastRenderedPageBreak/>
         <w:tab/>
         <w:t>(б)</w:t>
       </w:r>
@@ -20552,7 +20433,6 @@
           <w:szCs w:val="24"/>
           <w:lang w:val="ru-RU"/>
         </w:rPr>
-        <w:lastRenderedPageBreak/>
         <w:t>В указанном случае Концедент обязуется возместить Концессионеру только документально подтверждённые расходы, понесённые в результате такого переноса, в порядке и объёме, установленном для компенсации дополнительных расходов при наступлении Особых Обстоятельств. Возмещение не включает упущенную выгоду и иные косвенные потери Концессионера». Порядок определения размера такого возмещения применяется аналогичным порядку, определенному в пункте 13.4.3 раздела 13 настоящего Соглашения.</w:t>
       </w:r>
     </w:p>
@@ -21240,15 +21120,7 @@
           <w:sz w:val="24"/>
           <w:szCs w:val="24"/>
         </w:rPr>
-        <w:t xml:space="preserve"> возместить Концессионеру только документально подтверждённые расходы. Возмещение </w:t>
-      </w:r>
-      <w:r>
-        <w:rPr>
-          <w:sz w:val="24"/>
-          <w:szCs w:val="24"/>
-        </w:rPr>
-        <w:lastRenderedPageBreak/>
-        <w:t>не</w:t>
+        <w:t xml:space="preserve"> возместить Концессионеру только документально подтверждённые расходы. Возмещение не</w:t>
       </w:r>
       <w:r>
         <w:rPr>
@@ -22004,7 +21876,6 @@
           <w:szCs w:val="24"/>
           <w:lang w:val="ru-RU"/>
         </w:rPr>
-        <w:lastRenderedPageBreak/>
         <w:t>(в) расчет дополнительного времени, необходимого Концессионеру для исполнения обязательств по Соглашению;</w:t>
       </w:r>
     </w:p>
@@ -23093,15 +22964,7 @@
           <w:sz w:val="24"/>
           <w:szCs w:val="24"/>
         </w:rPr>
-        <w:t xml:space="preserve"> либо с даты вынесения решения </w:t>
-      </w:r>
-      <w:r>
-        <w:rPr>
-          <w:sz w:val="24"/>
-          <w:szCs w:val="24"/>
-        </w:rPr>
-        <w:lastRenderedPageBreak/>
-        <w:t>по Особому Обстоятельству в Порядке Разрешения Споров</w:t>
+        <w:t xml:space="preserve"> либо с даты вынесения решения по Особому Обстоятельству в Порядке Разрешения Споров</w:t>
       </w:r>
       <w:r>
         <w:rPr>
@@ -23953,7 +23816,6 @@
           <w:szCs w:val="24"/>
           <w:lang w:val="ru-RU"/>
         </w:rPr>
-        <w:lastRenderedPageBreak/>
         <w:t>13.4.</w:t>
       </w:r>
       <w:r>
@@ -24598,17 +24460,7 @@
           <w:szCs w:val="24"/>
           <w:lang w:val="ru-RU"/>
         </w:rPr>
-        <w:t xml:space="preserve">от 29.12.2023 № 2367 «О требованиях к банкам и банковским гарантиям, используемым для целей федеральных законов «О концессионных соглашениях», «О </w:t>
-      </w:r>
-      <w:r>
-        <w:rPr>
-          <w:rFonts w:eastAsiaTheme="minorHAnsi"/>
-          <w:sz w:val="24"/>
-          <w:szCs w:val="24"/>
-          <w:lang w:val="ru-RU"/>
-        </w:rPr>
-        <w:lastRenderedPageBreak/>
-        <w:t>государственно-частном партнерстве, муниципально-частном партнерстве в Российской Федерации и внесении изменений в отдельные законодательные акты Российской Федерации».</w:t>
+        <w:t>от 29.12.2023 № 2367 «О требованиях к банкам и банковским гарантиям, используемым для целей федеральных законов «О концессионных соглашениях», «О государственно-частном партнерстве, муниципально-частном партнерстве в Российской Федерации и внесении изменений в отдельные законодательные акты Российской Федерации».</w:t>
       </w:r>
     </w:p>
     <w:p>
@@ -25162,15 +25014,7 @@
           <w:sz w:val="24"/>
           <w:szCs w:val="24"/>
         </w:rPr>
-        <w:t xml:space="preserve">твующей страховой организации </w:t>
-      </w:r>
-      <w:r>
-        <w:rPr>
-          <w:sz w:val="24"/>
-          <w:szCs w:val="24"/>
-        </w:rPr>
-        <w:lastRenderedPageBreak/>
-        <w:t>и</w:t>
+        <w:t>твующей страховой организации и</w:t>
       </w:r>
       <w:r>
         <w:rPr>
@@ -25722,7 +25566,6 @@
           <w:szCs w:val="24"/>
           <w:lang w:val="ru-RU"/>
         </w:rPr>
-        <w:lastRenderedPageBreak/>
         <w:t>настоящего раздела</w:t>
       </w:r>
       <w:r>
@@ -26119,7 +25962,7 @@
           <w:lang w:val="ru-RU"/>
         </w:rPr>
       </w:pPr>
-      <w:bookmarkStart w:id="5" w:name="_Hlk212471533"/>
+      <w:bookmarkStart w:id="4" w:name="_Hlk212471533"/>
       <w:r>
         <w:rPr>
           <w:b/>
@@ -26131,7 +25974,7 @@
         <w:t>17.1.1. Расторжение по причине существенного изменения обстоятельств</w:t>
       </w:r>
     </w:p>
-    <w:bookmarkEnd w:id="5"/>
+    <w:bookmarkEnd w:id="4"/>
     <w:p>
       <w:pPr>
         <w:spacing w:line="360" w:lineRule="auto"/>
@@ -26408,25 +26251,36 @@
     </w:p>
     <w:p>
       <w:pPr>
-        <w:pStyle w:val="aff3"/>
-        <w:numPr>
-          <w:ilvl w:val="0"/>
-          <w:numId w:val="100"/>
-        </w:numPr>
-        <w:spacing w:line="360" w:lineRule="auto"/>
-        <w:rPr>
-          <w:sz w:val="24"/>
-          <w:szCs w:val="24"/>
-          <w:lang w:val="ru-RU"/>
-        </w:rPr>
-      </w:pPr>
-      <w:r>
-        <w:rPr>
-          <w:sz w:val="24"/>
-          <w:szCs w:val="24"/>
-          <w:lang w:val="ru-RU"/>
-        </w:rPr>
-        <w:lastRenderedPageBreak/>
+        <w:spacing w:line="360" w:lineRule="auto"/>
+        <w:ind w:left="1069" w:hanging="360"/>
+        <w:rPr>
+          <w:sz w:val="24"/>
+          <w:szCs w:val="24"/>
+          <w:lang w:val="ru-RU"/>
+        </w:rPr>
+      </w:pPr>
+      <w:r>
+        <w:rPr>
+          <w:sz w:val="24"/>
+          <w:szCs w:val="24"/>
+          <w:lang w:val="ru-RU"/>
+        </w:rPr>
+        <w:t>1)</w:t>
+      </w:r>
+      <w:r>
+        <w:rPr>
+          <w:sz w:val="24"/>
+          <w:szCs w:val="24"/>
+          <w:lang w:val="ru-RU"/>
+        </w:rPr>
+        <w:tab/>
+      </w:r>
+      <w:r>
+        <w:rPr>
+          <w:sz w:val="24"/>
+          <w:szCs w:val="24"/>
+          <w:lang w:val="ru-RU"/>
+        </w:rPr>
         <w:t>Среднее количество ПАП в сутки</w:t>
       </w:r>
       <w:r>
@@ -27187,13 +27041,8 @@
     </w:p>
     <w:p>
       <w:pPr>
-        <w:pStyle w:val="aff3"/>
-        <w:numPr>
-          <w:ilvl w:val="0"/>
-          <w:numId w:val="100"/>
-        </w:numPr>
         <w:spacing w:before="120" w:line="288" w:lineRule="auto"/>
-        <w:contextualSpacing w:val="0"/>
+        <w:ind w:left="1069" w:hanging="360"/>
         <w:rPr>
           <w:color w:val="000000"/>
           <w:sz w:val="24"/>
@@ -27201,6 +27050,24 @@
           <w:lang w:val="ru-RU"/>
         </w:rPr>
       </w:pPr>
+      <w:r>
+        <w:rPr>
+          <w:color w:val="000000"/>
+          <w:sz w:val="24"/>
+          <w:szCs w:val="20"/>
+          <w:lang w:val="ru-RU"/>
+        </w:rPr>
+        <w:t>2)</w:t>
+      </w:r>
+      <w:r>
+        <w:rPr>
+          <w:color w:val="000000"/>
+          <w:sz w:val="24"/>
+          <w:szCs w:val="20"/>
+          <w:lang w:val="ru-RU"/>
+        </w:rPr>
+        <w:tab/>
+      </w:r>
       <w:r>
         <w:rPr>
           <w:color w:val="000000"/>
@@ -27745,7 +27612,6 @@
           <w:szCs w:val="24"/>
           <w:lang w:val="ru-RU"/>
         </w:rPr>
-        <w:lastRenderedPageBreak/>
         <w:t>17.2. </w:t>
       </w:r>
       <w:r>
@@ -28647,7 +28513,6 @@
           <w:sz w:val="24"/>
           <w:szCs w:val="24"/>
         </w:rPr>
-        <w:lastRenderedPageBreak/>
         <w:t>Соглашение может быть прекращено по решению Суда по требованию любой из Сторон в случае наступления Особого Обстоятельства, если Особое Обстоятельство соответствует хотя бы одному из нижеперечисленных критериев:</w:t>
       </w:r>
     </w:p>
@@ -29131,15 +28996,7 @@
           <w:sz w:val="24"/>
           <w:szCs w:val="24"/>
         </w:rPr>
-        <w:t xml:space="preserve">кончательный расчет неисполненных финансовых обязательств </w:t>
-      </w:r>
-      <w:r>
-        <w:rPr>
-          <w:sz w:val="24"/>
-          <w:szCs w:val="24"/>
-        </w:rPr>
-        <w:lastRenderedPageBreak/>
-        <w:t>Сторон, с учетом подлежащей выплате Концессионеру Платы Концедента, компенсации Дополнительных Расходов в связи с наступлением Особых Обстоятельств и иных платежей, причитающихся каждой Стороне, а также должны быть определены сроки исполнения таких обязательств с учетом требований Соглашения.</w:t>
+        <w:t>кончательный расчет неисполненных финансовых обязательств Сторон, с учетом подлежащей выплате Концессионеру Платы Концедента, компенсации Дополнительных Расходов в связи с наступлением Особых Обстоятельств и иных платежей, причитающихся каждой Стороне, а также должны быть определены сроки исполнения таких обязательств с учетом требований Соглашения.</w:t>
       </w:r>
     </w:p>
     <w:p>
@@ -29692,7 +29549,6 @@
           <w:szCs w:val="24"/>
           <w:lang w:val="ru-RU"/>
         </w:rPr>
-        <w:lastRenderedPageBreak/>
         <w:t>17.9.</w:t>
       </w:r>
       <w:r>
@@ -30180,7 +30036,6 @@
           <w:szCs w:val="24"/>
           <w:lang w:val="ru-RU"/>
         </w:rPr>
-        <w:lastRenderedPageBreak/>
         <w:t>18.2. </w:t>
       </w:r>
       <w:r>
@@ -30669,7 +30524,6 @@
           <w:szCs w:val="24"/>
           <w:lang w:val="ru-RU"/>
         </w:rPr>
-        <w:lastRenderedPageBreak/>
         <w:t>18.6. </w:t>
       </w:r>
       <w:r>
@@ -31274,7 +31128,6 @@
           <w:szCs w:val="24"/>
           <w:lang w:val="ru-RU"/>
         </w:rPr>
-        <w:lastRenderedPageBreak/>
         <w:t>19. </w:t>
       </w:r>
       <w:r>
@@ -31944,15 +31797,7 @@
           <w:sz w:val="24"/>
           <w:szCs w:val="24"/>
         </w:rPr>
-        <w:t xml:space="preserve">абочих дней после предоставления Стороной, </w:t>
-      </w:r>
-      <w:r>
-        <w:rPr>
-          <w:sz w:val="24"/>
-          <w:szCs w:val="24"/>
-        </w:rPr>
-        <w:lastRenderedPageBreak/>
-        <w:t>Претендующей на Возмещение, уведомления, либо в случае отказа встретиться, любая Сторона может передать вопрос в качестве Спора на разрешение в соответствии с Порядком Разрешения Споров.</w:t>
+        <w:t>абочих дней после предоставления Стороной, Претендующей на Возмещение, уведомления, либо в случае отказа встретиться, любая Сторона может передать вопрос в качестве Спора на разрешение в соответствии с Порядком Разрешения Споров.</w:t>
       </w:r>
     </w:p>
     <w:p>
@@ -32311,15 +32156,7 @@
           <w:sz w:val="24"/>
           <w:szCs w:val="24"/>
         </w:rPr>
-        <w:t xml:space="preserve">Соглашения, лишает Сторону, Претендующую на Возмещение, права требовать выплаты </w:t>
-      </w:r>
-      <w:r>
-        <w:rPr>
-          <w:sz w:val="24"/>
-          <w:szCs w:val="24"/>
-        </w:rPr>
-        <w:lastRenderedPageBreak/>
-        <w:t>каких-либо компенсаций от Возмещающей Стороны в связи с уплатой третьим лицам сумм возмещения.</w:t>
+        <w:t>Соглашения, лишает Сторону, Претендующую на Возмещение, права требовать выплаты каких-либо компенсаций от Возмещающей Стороны в связи с уплатой третьим лицам сумм возмещения.</w:t>
       </w:r>
     </w:p>
     <w:p>
@@ -32920,7 +32757,6 @@
           <w:sz w:val="24"/>
           <w:szCs w:val="24"/>
         </w:rPr>
-        <w:lastRenderedPageBreak/>
         <w:t>(а)</w:t>
       </w:r>
       <w:r>
@@ -33639,15 +33475,7 @@
           <w:sz w:val="24"/>
           <w:szCs w:val="24"/>
         </w:rPr>
-        <w:t xml:space="preserve">Концессионер обязан согласовывать с Концедентом любые изменения условий Соглашений о финансировании, которые могут привести к любому изменению размера или </w:t>
-      </w:r>
-      <w:r>
-        <w:rPr>
-          <w:sz w:val="24"/>
-          <w:szCs w:val="24"/>
-        </w:rPr>
-        <w:lastRenderedPageBreak/>
-        <w:t xml:space="preserve">характера финансовых обязательств Концедента, включая, но не ограничиваясь, возмещением при досрочном расторжении. Концедент вправе отказать в </w:t>
+        <w:t xml:space="preserve">Концессионер обязан согласовывать с Концедентом любые изменения условий Соглашений о финансировании, которые могут привести к любому изменению размера или характера финансовых обязательств Концедента, включая, но не ограничиваясь, возмещением при досрочном расторжении. Концедент вправе отказать в </w:t>
       </w:r>
       <w:r>
         <w:rPr>
@@ -34160,15 +33988,7 @@
           <w:sz w:val="24"/>
           <w:szCs w:val="24"/>
         </w:rPr>
-        <w:t xml:space="preserve">, обеспечению соответствия технико-экономических показателей Объекта </w:t>
-      </w:r>
-      <w:r>
-        <w:rPr>
-          <w:sz w:val="24"/>
-          <w:szCs w:val="24"/>
-        </w:rPr>
-        <w:lastRenderedPageBreak/>
-        <w:t>Соглашения установленным Соглашением технико-экономическим показателям, осуществлению деятельности, предусмотренной Соглашением, эксплуатации Объекта Соглашения в соответствии с целями, установленными Соглашением, а также результатов соблюдения условий Соглашения по окончании сроков исполнения каждого этапа.</w:t>
+        <w:t>, обеспечению соответствия технико-экономических показателей Объекта Соглашения установленным Соглашением технико-экономическим показателям, осуществлению деятельности, предусмотренной Соглашением, эксплуатации Объекта Соглашения в соответствии с целями, установленными Соглашением, а также результатов соблюдения условий Соглашения по окончании сроков исполнения каждого этапа.</w:t>
       </w:r>
     </w:p>
     <w:p>
@@ -34520,7 +34340,6 @@
           <w:sz w:val="24"/>
           <w:szCs w:val="24"/>
         </w:rPr>
-        <w:lastRenderedPageBreak/>
         <w:t>Если Концессионер (уполномоченное им лицо) отказывается от подписания акта о</w:t>
       </w:r>
       <w:r>
@@ -35002,7 +34821,6 @@
           <w:sz w:val="24"/>
           <w:szCs w:val="24"/>
         </w:rPr>
-        <w:lastRenderedPageBreak/>
         <w:t>(д)</w:t>
       </w:r>
       <w:r>
@@ -35323,7 +35141,6 @@
           <w:szCs w:val="24"/>
           <w:lang w:val="ru-RU"/>
         </w:rPr>
-        <w:lastRenderedPageBreak/>
         <w:t>28</w:t>
       </w:r>
       <w:r>
@@ -35893,7 +35710,6 @@
           <w:szCs w:val="24"/>
           <w:lang w:val="ru-RU"/>
         </w:rPr>
-        <w:lastRenderedPageBreak/>
         <w:t>31</w:t>
       </w:r>
       <w:r>
@@ -36259,15 +36075,7 @@
           <w:sz w:val="24"/>
           <w:szCs w:val="24"/>
         </w:rPr>
-        <w:t xml:space="preserve">курьером или по факсу, посредством электронной почты (при этом отправителем должна быть обеспечена возможность однозначного определения времени отправления и факта доставки электронного сообщения), либо переданы лично под роспись. Сторонами согласовано, что для передачи уведомлений и сообщений могут также использоваться системы электронного документооборота, а также сообщения в системе диспетчерезации Эксплуатации (в отношении </w:t>
-      </w:r>
-      <w:r>
-        <w:rPr>
-          <w:sz w:val="24"/>
-          <w:szCs w:val="24"/>
-        </w:rPr>
-        <w:lastRenderedPageBreak/>
-        <w:t>уведомлений, связанных с качеством эксплуатации или возникновением каких-либо обстоятельств, влияющих на осуществление Эксплуатации).</w:t>
+        <w:t>курьером или по факсу, посредством электронной почты (при этом отправителем должна быть обеспечена возможность однозначного определения времени отправления и факта доставки электронного сообщения), либо переданы лично под роспись. Сторонами согласовано, что для передачи уведомлений и сообщений могут также использоваться системы электронного документооборота, а также сообщения в системе диспетчерезации Эксплуатации (в отношении уведомлений, связанных с качеством эксплуатации или возникновением каких-либо обстоятельств, влияющих на осуществление Эксплуатации).</w:t>
       </w:r>
     </w:p>
     <w:p>
@@ -36551,18 +36359,8 @@
           <w:szCs w:val="24"/>
           <w:lang w:val="ru-RU"/>
         </w:rPr>
-        <w:t xml:space="preserve"> и РИД </w:t>
-      </w:r>
-      <w:proofErr w:type="spellStart"/>
-      <w:r>
-        <w:rPr>
-          <w:sz w:val="24"/>
-          <w:szCs w:val="24"/>
-          <w:lang w:val="ru-RU"/>
-        </w:rPr>
-        <w:t>Концедента</w:t>
-      </w:r>
-      <w:proofErr w:type="spellEnd"/>
+        <w:t xml:space="preserve"> и РИД Концедента</w:t>
+      </w:r>
       <w:r>
         <w:rPr>
           <w:sz w:val="24"/>
@@ -37029,10 +36827,10 @@
                 <w:lang w:val="ru-RU"/>
               </w:rPr>
             </w:pPr>
-            <w:bookmarkStart w:id="6" w:name="_Ref481507244"/>
+            <w:bookmarkStart w:id="5" w:name="_Ref481507244"/>
           </w:p>
         </w:tc>
-        <w:bookmarkEnd w:id="6"/>
+        <w:bookmarkEnd w:id="5"/>
         <w:tc>
           <w:tcPr>
             <w:tcW w:w="8183" w:type="dxa"/>
@@ -37388,29 +37186,7 @@
                       <w:szCs w:val="24"/>
                       <w:lang w:val="ru-RU"/>
                     </w:rPr>
-                    <w:t>л/</w:t>
-                  </w:r>
-                  <w:proofErr w:type="spellStart"/>
-                  <w:r>
-                    <w:rPr>
-                      <w:rFonts w:eastAsia="MS Mincho"/>
-                      <w:bCs/>
-                      <w:sz w:val="24"/>
-                      <w:szCs w:val="24"/>
-                      <w:lang w:val="ru-RU"/>
-                    </w:rPr>
-                    <w:t>сч</w:t>
-                  </w:r>
-                  <w:proofErr w:type="spellEnd"/>
-                  <w:r>
-                    <w:rPr>
-                      <w:rFonts w:eastAsia="MS Mincho"/>
-                      <w:bCs/>
-                      <w:sz w:val="24"/>
-                      <w:szCs w:val="24"/>
-                      <w:lang w:val="ru-RU"/>
-                    </w:rPr>
-                    <w:t>. 03810000100 в министерстве финансов Ростовской области</w:t>
+                    <w:t>л/сч. 03810000100 в министерстве финансов Ростовской области</w:t>
                   </w:r>
                 </w:p>
                 <w:p>
@@ -37432,29 +37208,7 @@
                       <w:szCs w:val="24"/>
                       <w:lang w:val="ru-RU"/>
                     </w:rPr>
-                    <w:t>(министерство финансов (</w:t>
-                  </w:r>
-                  <w:proofErr w:type="spellStart"/>
-                  <w:r>
-                    <w:rPr>
-                      <w:rFonts w:eastAsia="MS Mincho"/>
-                      <w:bCs/>
-                      <w:sz w:val="24"/>
-                      <w:szCs w:val="24"/>
-                      <w:lang w:val="ru-RU"/>
-                    </w:rPr>
-                    <w:t>минтранс</w:t>
-                  </w:r>
-                  <w:proofErr w:type="spellEnd"/>
-                  <w:r>
-                    <w:rPr>
-                      <w:rFonts w:eastAsia="MS Mincho"/>
-                      <w:bCs/>
-                      <w:sz w:val="24"/>
-                      <w:szCs w:val="24"/>
-                      <w:lang w:val="ru-RU"/>
-                    </w:rPr>
-                    <w:t xml:space="preserve"> РО) л/с 02582000010)</w:t>
+                    <w:t>(министерство финансов (минтранс РО) л/с 02582000010)</w:t>
                   </w:r>
                 </w:p>
                 <w:p>
@@ -37498,7 +37252,6 @@
                       <w:szCs w:val="24"/>
                       <w:lang w:val="ru-RU"/>
                     </w:rPr>
-                    <w:lastRenderedPageBreak/>
                     <w:t>единый казначейский счет 40102810845370000050</w:t>
                   </w:r>
                 </w:p>
@@ -37597,7 +37350,6 @@
                       <w:szCs w:val="24"/>
                       <w:lang w:val="ru-RU"/>
                     </w:rPr>
-                    <w:lastRenderedPageBreak/>
                     <w:t>Адрес нахождения:</w:t>
                   </w:r>
                 </w:p>
@@ -37625,29 +37377,7 @@
                       <w:szCs w:val="24"/>
                       <w:lang w:val="ru-RU"/>
                     </w:rPr>
-                    <w:t xml:space="preserve">344019, ул. Нижегородская, </w:t>
-                  </w:r>
-                  <w:proofErr w:type="spellStart"/>
-                  <w:r>
-                    <w:rPr>
-                      <w:rFonts w:eastAsia="MS Mincho"/>
-                      <w:bCs/>
-                      <w:sz w:val="24"/>
-                      <w:szCs w:val="24"/>
-                      <w:lang w:val="ru-RU"/>
-                    </w:rPr>
-                    <w:t>влд</w:t>
-                  </w:r>
-                  <w:proofErr w:type="spellEnd"/>
-                  <w:r>
-                    <w:rPr>
-                      <w:rFonts w:eastAsia="MS Mincho"/>
-                      <w:bCs/>
-                      <w:sz w:val="24"/>
-                      <w:szCs w:val="24"/>
-                      <w:lang w:val="ru-RU"/>
-                    </w:rPr>
-                    <w:t>. 20/11, г. Ростов-на-Дону, Ростовская область</w:t>
+                    <w:t>344019, ул. Нижегородская, влд. 20/11, г. Ростов-на-Дону, Ростовская область</w:t>
                   </w:r>
                 </w:p>
                 <w:p>
@@ -37837,7 +37567,6 @@
                       <w:szCs w:val="24"/>
                       <w:lang w:val="ru-RU"/>
                     </w:rPr>
-                    <w:lastRenderedPageBreak/>
                     <w:t>Общество с ограниченной ответственностью «</w:t>
                   </w:r>
                   <w:r>
@@ -38114,7 +37843,6 @@
                       <w:szCs w:val="24"/>
                       <w:lang w:val="ru-RU"/>
                     </w:rPr>
-                    <w:lastRenderedPageBreak/>
                     <w:t>Корреспондентский счет:30101810400000000225</w:t>
                   </w:r>
                 </w:p>
@@ -38230,7 +37958,6 @@
                     </w:rPr>
                     <w:t>@</w:t>
                   </w:r>
-                  <w:proofErr w:type="spellStart"/>
                   <w:r>
                     <w:rPr>
                       <w:rFonts w:eastAsia="MS Mincho"/>
@@ -38240,7 +37967,6 @@
                     </w:rPr>
                     <w:t>urbantechgroup</w:t>
                   </w:r>
-                  <w:proofErr w:type="spellEnd"/>
                   <w:r>
                     <w:rPr>
                       <w:rFonts w:eastAsia="MS Mincho"/>
@@ -38250,7 +37976,6 @@
                     </w:rPr>
                     <w:t>.</w:t>
                   </w:r>
-                  <w:proofErr w:type="spellStart"/>
                   <w:r>
                     <w:rPr>
                       <w:rFonts w:eastAsia="MS Mincho"/>
@@ -38260,7 +37985,6 @@
                     </w:rPr>
                     <w:t>ru</w:t>
                   </w:r>
-                  <w:proofErr w:type="spellEnd"/>
                 </w:p>
                 <w:p>
                   <w:pPr>
@@ -38398,7 +38122,6 @@
                       <w:szCs w:val="24"/>
                       <w:lang w:val="ru-RU"/>
                     </w:rPr>
-                    <w:lastRenderedPageBreak/>
                     <w:t>Генеральный директор</w:t>
                   </w:r>
                 </w:p>
@@ -38608,7 +38331,7 @@
 </file>
 
 <file path=word/endnotes.xml><?xml version="1.0" encoding="utf-8"?>
-<w:endnotes xmlns:wpc="http://schemas.microsoft.com/office/word/2010/wordprocessingCanvas" xmlns:mc="http://schemas.openxmlformats.org/markup-compatibility/2006" xmlns:o="urn:schemas-microsoft-com:office:office" xmlns:r="http://schemas.openxmlformats.org/officeDocument/2006/relationships" xmlns:m="http://schemas.openxmlformats.org/officeDocument/2006/math" xmlns:v="urn:schemas-microsoft-com:vml" xmlns:wp14="http://schemas.microsoft.com/office/word/2010/wordprocessingDrawing" xmlns:wp="http://schemas.openxmlformats.org/drawingml/2006/wordprocessingDrawing" xmlns:w10="urn:schemas-microsoft-com:office:word" xmlns:w="http://schemas.openxmlformats.org/wordprocessingml/2006/main" xmlns:w14="http://schemas.microsoft.com/office/word/2010/wordml" xmlns:w15="http://schemas.microsoft.com/office/word/2012/wordml" xmlns:wpg="http://schemas.microsoft.com/office/word/2010/wordprocessingGroup" xmlns:wpi="http://schemas.microsoft.com/office/word/2010/wordprocessingInk" xmlns:wne="http://schemas.microsoft.com/office/word/2006/wordml" xmlns:wps="http://schemas.microsoft.com/office/word/2010/wordprocessingShape" mc:Ignorable="w14 w15 wp14">
+<w:endnotes xmlns:wpc="http://schemas.microsoft.com/office/word/2010/wordprocessingCanvas" xmlns:cx="http://schemas.microsoft.com/office/drawing/2014/chartex" xmlns:cx1="http://schemas.microsoft.com/office/drawing/2015/9/8/chartex" xmlns:cx2="http://schemas.microsoft.com/office/drawing/2015/10/21/chartex" xmlns:cx3="http://schemas.microsoft.com/office/drawing/2016/5/9/chartex" xmlns:cx4="http://schemas.microsoft.com/office/drawing/2016/5/10/chartex" xmlns:cx5="http://schemas.microsoft.com/office/drawing/2016/5/11/chartex" xmlns:cx6="http://schemas.microsoft.com/office/drawing/2016/5/12/chartex" xmlns:cx7="http://schemas.microsoft.com/office/drawing/2016/5/13/chartex" xmlns:cx8="http://schemas.microsoft.com/office/drawing/2016/5/14/chartex" xmlns:mc="http://schemas.openxmlformats.org/markup-compatibility/2006" xmlns:aink="http://schemas.microsoft.com/office/drawing/2016/ink" xmlns:am3d="http://schemas.microsoft.com/office/drawing/2017/model3d" xmlns:o="urn:schemas-microsoft-com:office:office" xmlns:oel="http://schemas.microsoft.com/office/2019/extlst" xmlns:r="http://schemas.openxmlformats.org/officeDocument/2006/relationships" xmlns:m="http://schemas.openxmlformats.org/officeDocument/2006/math" xmlns:v="urn:schemas-microsoft-com:vml" xmlns:wp14="http://schemas.microsoft.com/office/word/2010/wordprocessingDrawing" xmlns:wp="http://schemas.openxmlformats.org/drawingml/2006/wordprocessingDrawing" xmlns:w10="urn:schemas-microsoft-com:office:word" xmlns:w="http://schemas.openxmlformats.org/wordprocessingml/2006/main" xmlns:w14="http://schemas.microsoft.com/office/word/2010/wordml" xmlns:w15="http://schemas.microsoft.com/office/word/2012/wordml" xmlns:w16cex="http://schemas.microsoft.com/office/word/2018/wordml/cex" xmlns:w16cid="http://schemas.microsoft.com/office/word/2016/wordml/cid" xmlns:w16="http://schemas.microsoft.com/office/word/2018/wordml" xmlns:w16du="http://schemas.microsoft.com/office/word/2023/wordml/word16du" xmlns:w16sdtdh="http://schemas.microsoft.com/office/word/2020/wordml/sdtdatahash" xmlns:w16sdtfl="http://schemas.microsoft.com/office/word/2024/wordml/sdtformatlock" xmlns:w16se="http://schemas.microsoft.com/office/word/2015/wordml/symex" xmlns:wpg="http://schemas.microsoft.com/office/word/2010/wordprocessingGroup" xmlns:wpi="http://schemas.microsoft.com/office/word/2010/wordprocessingInk" xmlns:wne="http://schemas.microsoft.com/office/word/2006/wordml" xmlns:wps="http://schemas.microsoft.com/office/word/2010/wordprocessingShape" mc:Ignorable="w14 w15 w16se w16cid w16 w16cex w16sdtdh w16sdtfl w16du wp14">
   <w:endnote w:type="separator" w:id="-1">
     <w:p>
       <w:r>
@@ -38630,7 +38353,7 @@
 </file>
 
 <file path=word/footer1.xml><?xml version="1.0" encoding="utf-8"?>
-<w:ftr xmlns:wpc="http://schemas.microsoft.com/office/word/2010/wordprocessingCanvas" xmlns:mc="http://schemas.openxmlformats.org/markup-compatibility/2006" xmlns:o="urn:schemas-microsoft-com:office:office" xmlns:r="http://schemas.openxmlformats.org/officeDocument/2006/relationships" xmlns:m="http://schemas.openxmlformats.org/officeDocument/2006/math" xmlns:v="urn:schemas-microsoft-com:vml" xmlns:wp14="http://schemas.microsoft.com/office/word/2010/wordprocessingDrawing" xmlns:wp="http://schemas.openxmlformats.org/drawingml/2006/wordprocessingDrawing" xmlns:w10="urn:schemas-microsoft-com:office:word" xmlns:w="http://schemas.openxmlformats.org/wordprocessingml/2006/main" xmlns:w14="http://schemas.microsoft.com/office/word/2010/wordml" xmlns:w15="http://schemas.microsoft.com/office/word/2012/wordml" xmlns:wpg="http://schemas.microsoft.com/office/word/2010/wordprocessingGroup" xmlns:wpi="http://schemas.microsoft.com/office/word/2010/wordprocessingInk" xmlns:wne="http://schemas.microsoft.com/office/word/2006/wordml" xmlns:wps="http://schemas.microsoft.com/office/word/2010/wordprocessingShape" mc:Ignorable="w14 w15 wp14">
+<w:ftr xmlns:wpc="http://schemas.microsoft.com/office/word/2010/wordprocessingCanvas" xmlns:cx="http://schemas.microsoft.com/office/drawing/2014/chartex" xmlns:cx1="http://schemas.microsoft.com/office/drawing/2015/9/8/chartex" xmlns:cx2="http://schemas.microsoft.com/office/drawing/2015/10/21/chartex" xmlns:cx3="http://schemas.microsoft.com/office/drawing/2016/5/9/chartex" xmlns:cx4="http://schemas.microsoft.com/office/drawing/2016/5/10/chartex" xmlns:cx5="http://schemas.microsoft.com/office/drawing/2016/5/11/chartex" xmlns:cx6="http://schemas.microsoft.com/office/drawing/2016/5/12/chartex" xmlns:cx7="http://schemas.microsoft.com/office/drawing/2016/5/13/chartex" xmlns:cx8="http://schemas.microsoft.com/office/drawing/2016/5/14/chartex" xmlns:mc="http://schemas.openxmlformats.org/markup-compatibility/2006" xmlns:aink="http://schemas.microsoft.com/office/drawing/2016/ink" xmlns:am3d="http://schemas.microsoft.com/office/drawing/2017/model3d" xmlns:o="urn:schemas-microsoft-com:office:office" xmlns:oel="http://schemas.microsoft.com/office/2019/extlst" xmlns:r="http://schemas.openxmlformats.org/officeDocument/2006/relationships" xmlns:m="http://schemas.openxmlformats.org/officeDocument/2006/math" xmlns:v="urn:schemas-microsoft-com:vml" xmlns:wp14="http://schemas.microsoft.com/office/word/2010/wordprocessingDrawing" xmlns:wp="http://schemas.openxmlformats.org/drawingml/2006/wordprocessingDrawing" xmlns:w10="urn:schemas-microsoft-com:office:word" xmlns:w="http://schemas.openxmlformats.org/wordprocessingml/2006/main" xmlns:w14="http://schemas.microsoft.com/office/word/2010/wordml" xmlns:w15="http://schemas.microsoft.com/office/word/2012/wordml" xmlns:w16cex="http://schemas.microsoft.com/office/word/2018/wordml/cex" xmlns:w16cid="http://schemas.microsoft.com/office/word/2016/wordml/cid" xmlns:w16="http://schemas.microsoft.com/office/word/2018/wordml" xmlns:w16du="http://schemas.microsoft.com/office/word/2023/wordml/word16du" xmlns:w16sdtdh="http://schemas.microsoft.com/office/word/2020/wordml/sdtdatahash" xmlns:w16sdtfl="http://schemas.microsoft.com/office/word/2024/wordml/sdtformatlock" xmlns:w16se="http://schemas.microsoft.com/office/word/2015/wordml/symex" xmlns:wpg="http://schemas.microsoft.com/office/word/2010/wordprocessingGroup" xmlns:wpi="http://schemas.microsoft.com/office/word/2010/wordprocessingInk" xmlns:wne="http://schemas.microsoft.com/office/word/2006/wordml" xmlns:wps="http://schemas.microsoft.com/office/word/2010/wordprocessingShape" mc:Ignorable="w14 w15 w16se w16cid w16 w16cex w16sdtdh w16sdtfl w16du wp14">
   <w:sdt>
     <w:sdtPr>
       <w:id w:val="-2104796516"/>
@@ -38677,7 +38400,7 @@
 </file>
 
 <file path=word/footer2.xml><?xml version="1.0" encoding="utf-8"?>
-<w:ftr xmlns:wpc="http://schemas.microsoft.com/office/word/2010/wordprocessingCanvas" xmlns:mc="http://schemas.openxmlformats.org/markup-compatibility/2006" xmlns:o="urn:schemas-microsoft-com:office:office" xmlns:r="http://schemas.openxmlformats.org/officeDocument/2006/relationships" xmlns:m="http://schemas.openxmlformats.org/officeDocument/2006/math" xmlns:v="urn:schemas-microsoft-com:vml" xmlns:wp14="http://schemas.microsoft.com/office/word/2010/wordprocessingDrawing" xmlns:wp="http://schemas.openxmlformats.org/drawingml/2006/wordprocessingDrawing" xmlns:w10="urn:schemas-microsoft-com:office:word" xmlns:w="http://schemas.openxmlformats.org/wordprocessingml/2006/main" xmlns:w14="http://schemas.microsoft.com/office/word/2010/wordml" xmlns:w15="http://schemas.microsoft.com/office/word/2012/wordml" xmlns:wpg="http://schemas.microsoft.com/office/word/2010/wordprocessingGroup" xmlns:wpi="http://schemas.microsoft.com/office/word/2010/wordprocessingInk" xmlns:wne="http://schemas.microsoft.com/office/word/2006/wordml" xmlns:wps="http://schemas.microsoft.com/office/word/2010/wordprocessingShape" mc:Ignorable="w14 w15 wp14">
+<w:ftr xmlns:wpc="http://schemas.microsoft.com/office/word/2010/wordprocessingCanvas" xmlns:cx="http://schemas.microsoft.com/office/drawing/2014/chartex" xmlns:cx1="http://schemas.microsoft.com/office/drawing/2015/9/8/chartex" xmlns:cx2="http://schemas.microsoft.com/office/drawing/2015/10/21/chartex" xmlns:cx3="http://schemas.microsoft.com/office/drawing/2016/5/9/chartex" xmlns:cx4="http://schemas.microsoft.com/office/drawing/2016/5/10/chartex" xmlns:cx5="http://schemas.microsoft.com/office/drawing/2016/5/11/chartex" xmlns:cx6="http://schemas.microsoft.com/office/drawing/2016/5/12/chartex" xmlns:cx7="http://schemas.microsoft.com/office/drawing/2016/5/13/chartex" xmlns:cx8="http://schemas.microsoft.com/office/drawing/2016/5/14/chartex" xmlns:mc="http://schemas.openxmlformats.org/markup-compatibility/2006" xmlns:aink="http://schemas.microsoft.com/office/drawing/2016/ink" xmlns:am3d="http://schemas.microsoft.com/office/drawing/2017/model3d" xmlns:o="urn:schemas-microsoft-com:office:office" xmlns:oel="http://schemas.microsoft.com/office/2019/extlst" xmlns:r="http://schemas.openxmlformats.org/officeDocument/2006/relationships" xmlns:m="http://schemas.openxmlformats.org/officeDocument/2006/math" xmlns:v="urn:schemas-microsoft-com:vml" xmlns:wp14="http://schemas.microsoft.com/office/word/2010/wordprocessingDrawing" xmlns:wp="http://schemas.openxmlformats.org/drawingml/2006/wordprocessingDrawing" xmlns:w10="urn:schemas-microsoft-com:office:word" xmlns:w="http://schemas.openxmlformats.org/wordprocessingml/2006/main" xmlns:w14="http://schemas.microsoft.com/office/word/2010/wordml" xmlns:w15="http://schemas.microsoft.com/office/word/2012/wordml" xmlns:w16cex="http://schemas.microsoft.com/office/word/2018/wordml/cex" xmlns:w16cid="http://schemas.microsoft.com/office/word/2016/wordml/cid" xmlns:w16="http://schemas.microsoft.com/office/word/2018/wordml" xmlns:w16du="http://schemas.microsoft.com/office/word/2023/wordml/word16du" xmlns:w16sdtdh="http://schemas.microsoft.com/office/word/2020/wordml/sdtdatahash" xmlns:w16sdtfl="http://schemas.microsoft.com/office/word/2024/wordml/sdtformatlock" xmlns:w16se="http://schemas.microsoft.com/office/word/2015/wordml/symex" xmlns:wpg="http://schemas.microsoft.com/office/word/2010/wordprocessingGroup" xmlns:wpi="http://schemas.microsoft.com/office/word/2010/wordprocessingInk" xmlns:wne="http://schemas.microsoft.com/office/word/2006/wordml" xmlns:wps="http://schemas.microsoft.com/office/word/2010/wordprocessingShape" mc:Ignorable="w14 w15 w16se w16cid w16 w16cex w16sdtdh w16sdtfl w16du wp14">
   <w:p>
     <w:pPr>
       <w:pStyle w:val="aff1"/>
@@ -38688,7 +38411,7 @@
 </file>
 
 <file path=word/footer3.xml><?xml version="1.0" encoding="utf-8"?>
-<w:ftr xmlns:wpc="http://schemas.microsoft.com/office/word/2010/wordprocessingCanvas" xmlns:mc="http://schemas.openxmlformats.org/markup-compatibility/2006" xmlns:o="urn:schemas-microsoft-com:office:office" xmlns:r="http://schemas.openxmlformats.org/officeDocument/2006/relationships" xmlns:m="http://schemas.openxmlformats.org/officeDocument/2006/math" xmlns:v="urn:schemas-microsoft-com:vml" xmlns:wp14="http://schemas.microsoft.com/office/word/2010/wordprocessingDrawing" xmlns:wp="http://schemas.openxmlformats.org/drawingml/2006/wordprocessingDrawing" xmlns:w10="urn:schemas-microsoft-com:office:word" xmlns:w="http://schemas.openxmlformats.org/wordprocessingml/2006/main" xmlns:w14="http://schemas.microsoft.com/office/word/2010/wordml" xmlns:w15="http://schemas.microsoft.com/office/word/2012/wordml" xmlns:wpg="http://schemas.microsoft.com/office/word/2010/wordprocessingGroup" xmlns:wpi="http://schemas.microsoft.com/office/word/2010/wordprocessingInk" xmlns:wne="http://schemas.microsoft.com/office/word/2006/wordml" xmlns:wps="http://schemas.microsoft.com/office/word/2010/wordprocessingShape" mc:Ignorable="w14 w15 wp14">
+<w:ftr xmlns:wpc="http://schemas.microsoft.com/office/word/2010/wordprocessingCanvas" xmlns:cx="http://schemas.microsoft.com/office/drawing/2014/chartex" xmlns:cx1="http://schemas.microsoft.com/office/drawing/2015/9/8/chartex" xmlns:cx2="http://schemas.microsoft.com/office/drawing/2015/10/21/chartex" xmlns:cx3="http://schemas.microsoft.com/office/drawing/2016/5/9/chartex" xmlns:cx4="http://schemas.microsoft.com/office/drawing/2016/5/10/chartex" xmlns:cx5="http://schemas.microsoft.com/office/drawing/2016/5/11/chartex" xmlns:cx6="http://schemas.microsoft.com/office/drawing/2016/5/12/chartex" xmlns:cx7="http://schemas.microsoft.com/office/drawing/2016/5/13/chartex" xmlns:cx8="http://schemas.microsoft.com/office/drawing/2016/5/14/chartex" xmlns:mc="http://schemas.openxmlformats.org/markup-compatibility/2006" xmlns:aink="http://schemas.microsoft.com/office/drawing/2016/ink" xmlns:am3d="http://schemas.microsoft.com/office/drawing/2017/model3d" xmlns:o="urn:schemas-microsoft-com:office:office" xmlns:oel="http://schemas.microsoft.com/office/2019/extlst" xmlns:r="http://schemas.openxmlformats.org/officeDocument/2006/relationships" xmlns:m="http://schemas.openxmlformats.org/officeDocument/2006/math" xmlns:v="urn:schemas-microsoft-com:vml" xmlns:wp14="http://schemas.microsoft.com/office/word/2010/wordprocessingDrawing" xmlns:wp="http://schemas.openxmlformats.org/drawingml/2006/wordprocessingDrawing" xmlns:w10="urn:schemas-microsoft-com:office:word" xmlns:w="http://schemas.openxmlformats.org/wordprocessingml/2006/main" xmlns:w14="http://schemas.microsoft.com/office/word/2010/wordml" xmlns:w15="http://schemas.microsoft.com/office/word/2012/wordml" xmlns:w16cex="http://schemas.microsoft.com/office/word/2018/wordml/cex" xmlns:w16cid="http://schemas.microsoft.com/office/word/2016/wordml/cid" xmlns:w16="http://schemas.microsoft.com/office/word/2018/wordml" xmlns:w16du="http://schemas.microsoft.com/office/word/2023/wordml/word16du" xmlns:w16sdtdh="http://schemas.microsoft.com/office/word/2020/wordml/sdtdatahash" xmlns:w16sdtfl="http://schemas.microsoft.com/office/word/2024/wordml/sdtformatlock" xmlns:w16se="http://schemas.microsoft.com/office/word/2015/wordml/symex" xmlns:wpg="http://schemas.microsoft.com/office/word/2010/wordprocessingGroup" xmlns:wpi="http://schemas.microsoft.com/office/word/2010/wordprocessingInk" xmlns:wne="http://schemas.microsoft.com/office/word/2006/wordml" xmlns:wps="http://schemas.microsoft.com/office/word/2010/wordprocessingShape" mc:Ignorable="w14 w15 w16se w16cid w16 w16cex w16sdtdh w16sdtfl w16du wp14">
   <w:sdt>
     <w:sdtPr>
       <w:id w:val="-641889456"/>
@@ -38741,7 +38464,7 @@
 </file>
 
 <file path=word/footnotes.xml><?xml version="1.0" encoding="utf-8"?>
-<w:footnotes xmlns:wpc="http://schemas.microsoft.com/office/word/2010/wordprocessingCanvas" xmlns:mc="http://schemas.openxmlformats.org/markup-compatibility/2006" xmlns:o="urn:schemas-microsoft-com:office:office" xmlns:r="http://schemas.openxmlformats.org/officeDocument/2006/relationships" xmlns:m="http://schemas.openxmlformats.org/officeDocument/2006/math" xmlns:v="urn:schemas-microsoft-com:vml" xmlns:wp14="http://schemas.microsoft.com/office/word/2010/wordprocessingDrawing" xmlns:wp="http://schemas.openxmlformats.org/drawingml/2006/wordprocessingDrawing" xmlns:w10="urn:schemas-microsoft-com:office:word" xmlns:w="http://schemas.openxmlformats.org/wordprocessingml/2006/main" xmlns:w14="http://schemas.microsoft.com/office/word/2010/wordml" xmlns:w15="http://schemas.microsoft.com/office/word/2012/wordml" xmlns:wpg="http://schemas.microsoft.com/office/word/2010/wordprocessingGroup" xmlns:wpi="http://schemas.microsoft.com/office/word/2010/wordprocessingInk" xmlns:wne="http://schemas.microsoft.com/office/word/2006/wordml" xmlns:wps="http://schemas.microsoft.com/office/word/2010/wordprocessingShape" mc:Ignorable="w14 w15 wp14">
+<w:footnotes xmlns:wpc="http://schemas.microsoft.com/office/word/2010/wordprocessingCanvas" xmlns:cx="http://schemas.microsoft.com/office/drawing/2014/chartex" xmlns:cx1="http://schemas.microsoft.com/office/drawing/2015/9/8/chartex" xmlns:cx2="http://schemas.microsoft.com/office/drawing/2015/10/21/chartex" xmlns:cx3="http://schemas.microsoft.com/office/drawing/2016/5/9/chartex" xmlns:cx4="http://schemas.microsoft.com/office/drawing/2016/5/10/chartex" xmlns:cx5="http://schemas.microsoft.com/office/drawing/2016/5/11/chartex" xmlns:cx6="http://schemas.microsoft.com/office/drawing/2016/5/12/chartex" xmlns:cx7="http://schemas.microsoft.com/office/drawing/2016/5/13/chartex" xmlns:cx8="http://schemas.microsoft.com/office/drawing/2016/5/14/chartex" xmlns:mc="http://schemas.openxmlformats.org/markup-compatibility/2006" xmlns:aink="http://schemas.microsoft.com/office/drawing/2016/ink" xmlns:am3d="http://schemas.microsoft.com/office/drawing/2017/model3d" xmlns:o="urn:schemas-microsoft-com:office:office" xmlns:oel="http://schemas.microsoft.com/office/2019/extlst" xmlns:r="http://schemas.openxmlformats.org/officeDocument/2006/relationships" xmlns:m="http://schemas.openxmlformats.org/officeDocument/2006/math" xmlns:v="urn:schemas-microsoft-com:vml" xmlns:wp14="http://schemas.microsoft.com/office/word/2010/wordprocessingDrawing" xmlns:wp="http://schemas.openxmlformats.org/drawingml/2006/wordprocessingDrawing" xmlns:w10="urn:schemas-microsoft-com:office:word" xmlns:w="http://schemas.openxmlformats.org/wordprocessingml/2006/main" xmlns:w14="http://schemas.microsoft.com/office/word/2010/wordml" xmlns:w15="http://schemas.microsoft.com/office/word/2012/wordml" xmlns:w16cex="http://schemas.microsoft.com/office/word/2018/wordml/cex" xmlns:w16cid="http://schemas.microsoft.com/office/word/2016/wordml/cid" xmlns:w16="http://schemas.microsoft.com/office/word/2018/wordml" xmlns:w16du="http://schemas.microsoft.com/office/word/2023/wordml/word16du" xmlns:w16sdtdh="http://schemas.microsoft.com/office/word/2020/wordml/sdtdatahash" xmlns:w16sdtfl="http://schemas.microsoft.com/office/word/2024/wordml/sdtformatlock" xmlns:w16se="http://schemas.microsoft.com/office/word/2015/wordml/symex" xmlns:wpg="http://schemas.microsoft.com/office/word/2010/wordprocessingGroup" xmlns:wpi="http://schemas.microsoft.com/office/word/2010/wordprocessingInk" xmlns:wne="http://schemas.microsoft.com/office/word/2006/wordml" xmlns:wps="http://schemas.microsoft.com/office/word/2010/wordprocessingShape" mc:Ignorable="w14 w15 w16se w16cid w16 w16cex w16sdtdh w16sdtfl w16du wp14">
   <w:footnote w:type="separator" w:id="-1">
     <w:p>
       <w:r>
@@ -38763,7 +38486,7 @@
 </file>
 
 <file path=word/header1.xml><?xml version="1.0" encoding="utf-8"?>
-<w:hdr xmlns:wpc="http://schemas.microsoft.com/office/word/2010/wordprocessingCanvas" xmlns:mc="http://schemas.openxmlformats.org/markup-compatibility/2006" xmlns:o="urn:schemas-microsoft-com:office:office" xmlns:r="http://schemas.openxmlformats.org/officeDocument/2006/relationships" xmlns:m="http://schemas.openxmlformats.org/officeDocument/2006/math" xmlns:v="urn:schemas-microsoft-com:vml" xmlns:wp14="http://schemas.microsoft.com/office/word/2010/wordprocessingDrawing" xmlns:wp="http://schemas.openxmlformats.org/drawingml/2006/wordprocessingDrawing" xmlns:w10="urn:schemas-microsoft-com:office:word" xmlns:w="http://schemas.openxmlformats.org/wordprocessingml/2006/main" xmlns:w14="http://schemas.microsoft.com/office/word/2010/wordml" xmlns:w15="http://schemas.microsoft.com/office/word/2012/wordml" xmlns:wpg="http://schemas.microsoft.com/office/word/2010/wordprocessingGroup" xmlns:wpi="http://schemas.microsoft.com/office/word/2010/wordprocessingInk" xmlns:wne="http://schemas.microsoft.com/office/word/2006/wordml" xmlns:wps="http://schemas.microsoft.com/office/word/2010/wordprocessingShape" mc:Ignorable="w14 w15 wp14">
+<w:hdr xmlns:wpc="http://schemas.microsoft.com/office/word/2010/wordprocessingCanvas" xmlns:cx="http://schemas.microsoft.com/office/drawing/2014/chartex" xmlns:cx1="http://schemas.microsoft.com/office/drawing/2015/9/8/chartex" xmlns:cx2="http://schemas.microsoft.com/office/drawing/2015/10/21/chartex" xmlns:cx3="http://schemas.microsoft.com/office/drawing/2016/5/9/chartex" xmlns:cx4="http://schemas.microsoft.com/office/drawing/2016/5/10/chartex" xmlns:cx5="http://schemas.microsoft.com/office/drawing/2016/5/11/chartex" xmlns:cx6="http://schemas.microsoft.com/office/drawing/2016/5/12/chartex" xmlns:cx7="http://schemas.microsoft.com/office/drawing/2016/5/13/chartex" xmlns:cx8="http://schemas.microsoft.com/office/drawing/2016/5/14/chartex" xmlns:mc="http://schemas.openxmlformats.org/markup-compatibility/2006" xmlns:aink="http://schemas.microsoft.com/office/drawing/2016/ink" xmlns:am3d="http://schemas.microsoft.com/office/drawing/2017/model3d" xmlns:o="urn:schemas-microsoft-com:office:office" xmlns:oel="http://schemas.microsoft.com/office/2019/extlst" xmlns:r="http://schemas.openxmlformats.org/officeDocument/2006/relationships" xmlns:m="http://schemas.openxmlformats.org/officeDocument/2006/math" xmlns:v="urn:schemas-microsoft-com:vml" xmlns:wp14="http://schemas.microsoft.com/office/word/2010/wordprocessingDrawing" xmlns:wp="http://schemas.openxmlformats.org/drawingml/2006/wordprocessingDrawing" xmlns:w10="urn:schemas-microsoft-com:office:word" xmlns:w="http://schemas.openxmlformats.org/wordprocessingml/2006/main" xmlns:w14="http://schemas.microsoft.com/office/word/2010/wordml" xmlns:w15="http://schemas.microsoft.com/office/word/2012/wordml" xmlns:w16cex="http://schemas.microsoft.com/office/word/2018/wordml/cex" xmlns:w16cid="http://schemas.microsoft.com/office/word/2016/wordml/cid" xmlns:w16="http://schemas.microsoft.com/office/word/2018/wordml" xmlns:w16du="http://schemas.microsoft.com/office/word/2023/wordml/word16du" xmlns:w16sdtdh="http://schemas.microsoft.com/office/word/2020/wordml/sdtdatahash" xmlns:w16sdtfl="http://schemas.microsoft.com/office/word/2024/wordml/sdtformatlock" xmlns:w16se="http://schemas.microsoft.com/office/word/2015/wordml/symex" xmlns:wpg="http://schemas.microsoft.com/office/word/2010/wordprocessingGroup" xmlns:wpi="http://schemas.microsoft.com/office/word/2010/wordprocessingInk" xmlns:wne="http://schemas.microsoft.com/office/word/2006/wordml" xmlns:wps="http://schemas.microsoft.com/office/word/2010/wordprocessingShape" mc:Ignorable="w14 w15 w16se w16cid w16 w16cex w16sdtdh w16sdtfl w16du wp14">
   <w:p>
     <w:pPr>
       <w:pStyle w:val="aff"/>
@@ -38780,7 +38503,7 @@
 </file>
 
 <file path=word/header2.xml><?xml version="1.0" encoding="utf-8"?>
-<w:hdr xmlns:wpc="http://schemas.microsoft.com/office/word/2010/wordprocessingCanvas" xmlns:mc="http://schemas.openxmlformats.org/markup-compatibility/2006" xmlns:o="urn:schemas-microsoft-com:office:office" xmlns:r="http://schemas.openxmlformats.org/officeDocument/2006/relationships" xmlns:m="http://schemas.openxmlformats.org/officeDocument/2006/math" xmlns:v="urn:schemas-microsoft-com:vml" xmlns:wp14="http://schemas.microsoft.com/office/word/2010/wordprocessingDrawing" xmlns:wp="http://schemas.openxmlformats.org/drawingml/2006/wordprocessingDrawing" xmlns:w10="urn:schemas-microsoft-com:office:word" xmlns:w="http://schemas.openxmlformats.org/wordprocessingml/2006/main" xmlns:w14="http://schemas.microsoft.com/office/word/2010/wordml" xmlns:w15="http://schemas.microsoft.com/office/word/2012/wordml" xmlns:wpg="http://schemas.microsoft.com/office/word/2010/wordprocessingGroup" xmlns:wpi="http://schemas.microsoft.com/office/word/2010/wordprocessingInk" xmlns:wne="http://schemas.microsoft.com/office/word/2006/wordml" xmlns:wps="http://schemas.microsoft.com/office/word/2010/wordprocessingShape" mc:Ignorable="w14 w15 wp14">
+<w:hdr xmlns:wpc="http://schemas.microsoft.com/office/word/2010/wordprocessingCanvas" xmlns:cx="http://schemas.microsoft.com/office/drawing/2014/chartex" xmlns:cx1="http://schemas.microsoft.com/office/drawing/2015/9/8/chartex" xmlns:cx2="http://schemas.microsoft.com/office/drawing/2015/10/21/chartex" xmlns:cx3="http://schemas.microsoft.com/office/drawing/2016/5/9/chartex" xmlns:cx4="http://schemas.microsoft.com/office/drawing/2016/5/10/chartex" xmlns:cx5="http://schemas.microsoft.com/office/drawing/2016/5/11/chartex" xmlns:cx6="http://schemas.microsoft.com/office/drawing/2016/5/12/chartex" xmlns:cx7="http://schemas.microsoft.com/office/drawing/2016/5/13/chartex" xmlns:cx8="http://schemas.microsoft.com/office/drawing/2016/5/14/chartex" xmlns:mc="http://schemas.openxmlformats.org/markup-compatibility/2006" xmlns:aink="http://schemas.microsoft.com/office/drawing/2016/ink" xmlns:am3d="http://schemas.microsoft.com/office/drawing/2017/model3d" xmlns:o="urn:schemas-microsoft-com:office:office" xmlns:oel="http://schemas.microsoft.com/office/2019/extlst" xmlns:r="http://schemas.openxmlformats.org/officeDocument/2006/relationships" xmlns:m="http://schemas.openxmlformats.org/officeDocument/2006/math" xmlns:v="urn:schemas-microsoft-com:vml" xmlns:wp14="http://schemas.microsoft.com/office/word/2010/wordprocessingDrawing" xmlns:wp="http://schemas.openxmlformats.org/drawingml/2006/wordprocessingDrawing" xmlns:w10="urn:schemas-microsoft-com:office:word" xmlns:w="http://schemas.openxmlformats.org/wordprocessingml/2006/main" xmlns:w14="http://schemas.microsoft.com/office/word/2010/wordml" xmlns:w15="http://schemas.microsoft.com/office/word/2012/wordml" xmlns:w16cex="http://schemas.microsoft.com/office/word/2018/wordml/cex" xmlns:w16cid="http://schemas.microsoft.com/office/word/2016/wordml/cid" xmlns:w16="http://schemas.microsoft.com/office/word/2018/wordml" xmlns:w16du="http://schemas.microsoft.com/office/word/2023/wordml/word16du" xmlns:w16sdtdh="http://schemas.microsoft.com/office/word/2020/wordml/sdtdatahash" xmlns:w16sdtfl="http://schemas.microsoft.com/office/word/2024/wordml/sdtformatlock" xmlns:w16se="http://schemas.microsoft.com/office/word/2015/wordml/symex" xmlns:wpg="http://schemas.microsoft.com/office/word/2010/wordprocessingGroup" xmlns:wpi="http://schemas.microsoft.com/office/word/2010/wordprocessingInk" xmlns:wne="http://schemas.microsoft.com/office/word/2006/wordml" xmlns:wps="http://schemas.microsoft.com/office/word/2010/wordprocessingShape" mc:Ignorable="w14 w15 w16se w16cid w16 w16cex w16sdtdh w16sdtfl w16du wp14">
   <w:p>
     <w:pPr>
       <w:pStyle w:val="aff"/>
@@ -38790,7 +38513,7 @@
 </file>
 
 <file path=word/numbering.xml><?xml version="1.0" encoding="utf-8"?>
-<w:numbering xmlns:wpc="http://schemas.microsoft.com/office/word/2010/wordprocessingCanvas" xmlns:mc="http://schemas.openxmlformats.org/markup-compatibility/2006" xmlns:o="urn:schemas-microsoft-com:office:office" xmlns:r="http://schemas.openxmlformats.org/officeDocument/2006/relationships" xmlns:m="http://schemas.openxmlformats.org/officeDocument/2006/math" xmlns:v="urn:schemas-microsoft-com:vml" xmlns:wp14="http://schemas.microsoft.com/office/word/2010/wordprocessingDrawing" xmlns:wp="http://schemas.openxmlformats.org/drawingml/2006/wordprocessingDrawing" xmlns:w10="urn:schemas-microsoft-com:office:word" xmlns:w="http://schemas.openxmlformats.org/wordprocessingml/2006/main" xmlns:w14="http://schemas.microsoft.com/office/word/2010/wordml" xmlns:w15="http://schemas.microsoft.com/office/word/2012/wordml" xmlns:wpg="http://schemas.microsoft.com/office/word/2010/wordprocessingGroup" xmlns:wpi="http://schemas.microsoft.com/office/word/2010/wordprocessingInk" xmlns:wne="http://schemas.microsoft.com/office/word/2006/wordml" xmlns:wps="http://schemas.microsoft.com/office/word/2010/wordprocessingShape" mc:Ignorable="w14 w15 wp14">
+<w:numbering xmlns:wpc="http://schemas.microsoft.com/office/word/2010/wordprocessingCanvas" xmlns:cx="http://schemas.microsoft.com/office/drawing/2014/chartex" xmlns:cx1="http://schemas.microsoft.com/office/drawing/2015/9/8/chartex" xmlns:cx2="http://schemas.microsoft.com/office/drawing/2015/10/21/chartex" xmlns:cx3="http://schemas.microsoft.com/office/drawing/2016/5/9/chartex" xmlns:cx4="http://schemas.microsoft.com/office/drawing/2016/5/10/chartex" xmlns:cx5="http://schemas.microsoft.com/office/drawing/2016/5/11/chartex" xmlns:cx6="http://schemas.microsoft.com/office/drawing/2016/5/12/chartex" xmlns:cx7="http://schemas.microsoft.com/office/drawing/2016/5/13/chartex" xmlns:cx8="http://schemas.microsoft.com/office/drawing/2016/5/14/chartex" xmlns:mc="http://schemas.openxmlformats.org/markup-compatibility/2006" xmlns:aink="http://schemas.microsoft.com/office/drawing/2016/ink" xmlns:am3d="http://schemas.microsoft.com/office/drawing/2017/model3d" xmlns:o="urn:schemas-microsoft-com:office:office" xmlns:oel="http://schemas.microsoft.com/office/2019/extlst" xmlns:r="http://schemas.openxmlformats.org/officeDocument/2006/relationships" xmlns:m="http://schemas.openxmlformats.org/officeDocument/2006/math" xmlns:v="urn:schemas-microsoft-com:vml" xmlns:wp14="http://schemas.microsoft.com/office/word/2010/wordprocessingDrawing" xmlns:wp="http://schemas.openxmlformats.org/drawingml/2006/wordprocessingDrawing" xmlns:w10="urn:schemas-microsoft-com:office:word" xmlns:w="http://schemas.openxmlformats.org/wordprocessingml/2006/main" xmlns:w14="http://schemas.microsoft.com/office/word/2010/wordml" xmlns:w15="http://schemas.microsoft.com/office/word/2012/wordml" xmlns:w16cex="http://schemas.microsoft.com/office/word/2018/wordml/cex" xmlns:w16cid="http://schemas.microsoft.com/office/word/2016/wordml/cid" xmlns:w16="http://schemas.microsoft.com/office/word/2018/wordml" xmlns:w16du="http://schemas.microsoft.com/office/word/2023/wordml/word16du" xmlns:w16sdtdh="http://schemas.microsoft.com/office/word/2020/wordml/sdtdatahash" xmlns:w16sdtfl="http://schemas.microsoft.com/office/word/2024/wordml/sdtformatlock" xmlns:w16se="http://schemas.microsoft.com/office/word/2015/wordml/symex" xmlns:wpg="http://schemas.microsoft.com/office/word/2010/wordprocessingGroup" xmlns:wpi="http://schemas.microsoft.com/office/word/2010/wordprocessingInk" xmlns:wne="http://schemas.microsoft.com/office/word/2006/wordml" xmlns:wps="http://schemas.microsoft.com/office/word/2010/wordprocessingShape" mc:Ignorable="w14 w15 w16se w16cid w16 w16cex w16sdtdh w16sdtfl w16du wp14">
   <w:numPicBullet w:numPicBulletId="0">
     <w:pict>
       <v:shapetype id="_x0000_t75" coordsize="21600,21600" o:spt="75" o:preferrelative="t" path="m@4@5l@4@11@9@11@9@5xe" filled="f" stroked="f">
@@ -38812,7 +38535,7 @@
         <v:path o:extrusionok="f" gradientshapeok="t" o:connecttype="rect"/>
         <o:lock v:ext="edit" aspectratio="t"/>
       </v:shapetype>
-      <v:shape id="_x0000_i1042" type="#_x0000_t75" style="width:21pt;height:27.75pt;visibility:visible" o:bullet="t">
+      <v:shape id="_x0000_i1025" type="#_x0000_t75" style="width:21pt;height:27.75pt;visibility:visible" o:bullet="t">
         <v:imagedata r:id="rId1" o:title=""/>
       </v:shape>
     </w:pict>
@@ -50543,88 +50266,88 @@
       </w:rPr>
     </w:lvl>
   </w:abstractNum>
-  <w:num w:numId="1">
+  <w:num w:numId="1" w16cid:durableId="862403807">
     <w:abstractNumId w:val="94"/>
   </w:num>
-  <w:num w:numId="2">
+  <w:num w:numId="2" w16cid:durableId="407729777">
     <w:abstractNumId w:val="35"/>
   </w:num>
-  <w:num w:numId="3">
+  <w:num w:numId="3" w16cid:durableId="1418863067">
     <w:abstractNumId w:val="19"/>
   </w:num>
-  <w:num w:numId="4">
+  <w:num w:numId="4" w16cid:durableId="647318092">
     <w:abstractNumId w:val="3"/>
   </w:num>
-  <w:num w:numId="5">
+  <w:num w:numId="5" w16cid:durableId="2008245645">
     <w:abstractNumId w:val="97"/>
   </w:num>
-  <w:num w:numId="6">
+  <w:num w:numId="6" w16cid:durableId="145824356">
     <w:abstractNumId w:val="8"/>
   </w:num>
-  <w:num w:numId="7">
+  <w:num w:numId="7" w16cid:durableId="1527786718">
     <w:abstractNumId w:val="1"/>
   </w:num>
-  <w:num w:numId="8">
+  <w:num w:numId="8" w16cid:durableId="919486136">
     <w:abstractNumId w:val="0"/>
   </w:num>
-  <w:num w:numId="9">
+  <w:num w:numId="9" w16cid:durableId="1020936328">
     <w:abstractNumId w:val="55"/>
   </w:num>
-  <w:num w:numId="10">
+  <w:num w:numId="10" w16cid:durableId="1109545379">
     <w:abstractNumId w:val="89"/>
   </w:num>
-  <w:num w:numId="11">
+  <w:num w:numId="11" w16cid:durableId="922492664">
     <w:abstractNumId w:val="15"/>
   </w:num>
-  <w:num w:numId="12">
+  <w:num w:numId="12" w16cid:durableId="1130511024">
     <w:abstractNumId w:val="81"/>
   </w:num>
-  <w:num w:numId="13">
+  <w:num w:numId="13" w16cid:durableId="475102194">
     <w:abstractNumId w:val="95"/>
     <w:lvlOverride w:ilvl="0">
       <w:startOverride w:val="2"/>
     </w:lvlOverride>
   </w:num>
-  <w:num w:numId="14">
+  <w:num w:numId="14" w16cid:durableId="1654287436">
     <w:abstractNumId w:val="46"/>
   </w:num>
-  <w:num w:numId="15">
+  <w:num w:numId="15" w16cid:durableId="578099936">
     <w:abstractNumId w:val="82"/>
   </w:num>
-  <w:num w:numId="16">
+  <w:num w:numId="16" w16cid:durableId="1468163618">
     <w:abstractNumId w:val="13"/>
   </w:num>
-  <w:num w:numId="17">
+  <w:num w:numId="17" w16cid:durableId="1089350572">
     <w:abstractNumId w:val="80"/>
   </w:num>
-  <w:num w:numId="18">
+  <w:num w:numId="18" w16cid:durableId="117796171">
     <w:abstractNumId w:val="56"/>
   </w:num>
-  <w:num w:numId="19">
+  <w:num w:numId="19" w16cid:durableId="1676495783">
     <w:abstractNumId w:val="45"/>
   </w:num>
-  <w:num w:numId="20">
+  <w:num w:numId="20" w16cid:durableId="2034112854">
     <w:abstractNumId w:val="90"/>
   </w:num>
-  <w:num w:numId="21">
+  <w:num w:numId="21" w16cid:durableId="1607158630">
     <w:abstractNumId w:val="99"/>
   </w:num>
-  <w:num w:numId="22">
+  <w:num w:numId="22" w16cid:durableId="1700006136">
     <w:abstractNumId w:val="21"/>
   </w:num>
-  <w:num w:numId="23">
+  <w:num w:numId="23" w16cid:durableId="1071346957">
     <w:abstractNumId w:val="96"/>
   </w:num>
-  <w:num w:numId="24">
+  <w:num w:numId="24" w16cid:durableId="805318349">
     <w:abstractNumId w:val="27"/>
   </w:num>
-  <w:num w:numId="25">
+  <w:num w:numId="25" w16cid:durableId="1602645531">
     <w:abstractNumId w:val="47"/>
   </w:num>
-  <w:num w:numId="26">
+  <w:num w:numId="26" w16cid:durableId="2137334381">
     <w:abstractNumId w:val="2"/>
   </w:num>
-  <w:num w:numId="27">
+  <w:num w:numId="27" w16cid:durableId="775755536">
     <w:abstractNumId w:val="34"/>
     <w:lvlOverride w:ilvl="0">
       <w:startOverride w:val="1"/>
@@ -50654,181 +50377,181 @@
       <w:startOverride w:val="1"/>
     </w:lvlOverride>
   </w:num>
-  <w:num w:numId="28">
+  <w:num w:numId="28" w16cid:durableId="285699466">
     <w:abstractNumId w:val="62"/>
   </w:num>
-  <w:num w:numId="29">
+  <w:num w:numId="29" w16cid:durableId="1989166746">
     <w:abstractNumId w:val="84"/>
   </w:num>
-  <w:num w:numId="30">
+  <w:num w:numId="30" w16cid:durableId="1561551959">
     <w:abstractNumId w:val="16"/>
   </w:num>
-  <w:num w:numId="31">
+  <w:num w:numId="31" w16cid:durableId="2119640763">
     <w:abstractNumId w:val="42"/>
   </w:num>
-  <w:num w:numId="32">
+  <w:num w:numId="32" w16cid:durableId="1895578273">
     <w:abstractNumId w:val="69"/>
   </w:num>
-  <w:num w:numId="33">
+  <w:num w:numId="33" w16cid:durableId="743334467">
     <w:abstractNumId w:val="17"/>
   </w:num>
-  <w:num w:numId="34">
+  <w:num w:numId="34" w16cid:durableId="1251543511">
     <w:abstractNumId w:val="53"/>
   </w:num>
-  <w:num w:numId="35">
+  <w:num w:numId="35" w16cid:durableId="346252266">
     <w:abstractNumId w:val="63"/>
   </w:num>
-  <w:num w:numId="36">
+  <w:num w:numId="36" w16cid:durableId="550772012">
     <w:abstractNumId w:val="92"/>
   </w:num>
-  <w:num w:numId="37">
+  <w:num w:numId="37" w16cid:durableId="777410579">
     <w:abstractNumId w:val="40"/>
   </w:num>
-  <w:num w:numId="38">
+  <w:num w:numId="38" w16cid:durableId="399180846">
     <w:abstractNumId w:val="20"/>
   </w:num>
-  <w:num w:numId="39">
+  <w:num w:numId="39" w16cid:durableId="1468667941">
     <w:abstractNumId w:val="59"/>
   </w:num>
-  <w:num w:numId="40">
+  <w:num w:numId="40" w16cid:durableId="605424900">
     <w:abstractNumId w:val="44"/>
   </w:num>
-  <w:num w:numId="41">
+  <w:num w:numId="41" w16cid:durableId="1672635546">
     <w:abstractNumId w:val="22"/>
   </w:num>
-  <w:num w:numId="42">
+  <w:num w:numId="42" w16cid:durableId="1063256438">
     <w:abstractNumId w:val="39"/>
   </w:num>
-  <w:num w:numId="43">
+  <w:num w:numId="43" w16cid:durableId="89352055">
     <w:abstractNumId w:val="30"/>
   </w:num>
-  <w:num w:numId="44">
+  <w:num w:numId="44" w16cid:durableId="1050036095">
     <w:abstractNumId w:val="71"/>
   </w:num>
-  <w:num w:numId="45">
+  <w:num w:numId="45" w16cid:durableId="1276059343">
     <w:abstractNumId w:val="98"/>
   </w:num>
-  <w:num w:numId="46">
+  <w:num w:numId="46" w16cid:durableId="342778187">
     <w:abstractNumId w:val="23"/>
   </w:num>
-  <w:num w:numId="47">
+  <w:num w:numId="47" w16cid:durableId="1566069338">
     <w:abstractNumId w:val="49"/>
   </w:num>
-  <w:num w:numId="48">
+  <w:num w:numId="48" w16cid:durableId="804155238">
     <w:abstractNumId w:val="66"/>
   </w:num>
-  <w:num w:numId="49">
+  <w:num w:numId="49" w16cid:durableId="1755661852">
     <w:abstractNumId w:val="54"/>
   </w:num>
-  <w:num w:numId="50">
+  <w:num w:numId="50" w16cid:durableId="1155685074">
     <w:abstractNumId w:val="65"/>
   </w:num>
-  <w:num w:numId="51">
+  <w:num w:numId="51" w16cid:durableId="1763187809">
     <w:abstractNumId w:val="64"/>
   </w:num>
-  <w:num w:numId="52">
+  <w:num w:numId="52" w16cid:durableId="1457021530">
     <w:abstractNumId w:val="24"/>
   </w:num>
-  <w:num w:numId="53">
+  <w:num w:numId="53" w16cid:durableId="1909420390">
     <w:abstractNumId w:val="85"/>
   </w:num>
-  <w:num w:numId="54">
+  <w:num w:numId="54" w16cid:durableId="778456495">
     <w:abstractNumId w:val="72"/>
   </w:num>
-  <w:num w:numId="55">
+  <w:num w:numId="55" w16cid:durableId="1046373936">
     <w:abstractNumId w:val="75"/>
   </w:num>
-  <w:num w:numId="56">
+  <w:num w:numId="56" w16cid:durableId="825361582">
     <w:abstractNumId w:val="68"/>
   </w:num>
-  <w:num w:numId="57">
+  <w:num w:numId="57" w16cid:durableId="894897806">
     <w:abstractNumId w:val="93"/>
   </w:num>
-  <w:num w:numId="58">
+  <w:num w:numId="58" w16cid:durableId="1841967342">
     <w:abstractNumId w:val="88"/>
   </w:num>
-  <w:num w:numId="59">
+  <w:num w:numId="59" w16cid:durableId="783227208">
     <w:abstractNumId w:val="43"/>
   </w:num>
-  <w:num w:numId="60">
+  <w:num w:numId="60" w16cid:durableId="1758748557">
     <w:abstractNumId w:val="14"/>
   </w:num>
-  <w:num w:numId="61">
+  <w:num w:numId="61" w16cid:durableId="295720789">
     <w:abstractNumId w:val="32"/>
   </w:num>
-  <w:num w:numId="62">
+  <w:num w:numId="62" w16cid:durableId="2077388207">
     <w:abstractNumId w:val="12"/>
   </w:num>
-  <w:num w:numId="63">
+  <w:num w:numId="63" w16cid:durableId="1769889867">
     <w:abstractNumId w:val="79"/>
   </w:num>
-  <w:num w:numId="64">
+  <w:num w:numId="64" w16cid:durableId="742872883">
     <w:abstractNumId w:val="6"/>
   </w:num>
-  <w:num w:numId="65">
+  <w:num w:numId="65" w16cid:durableId="47994020">
     <w:abstractNumId w:val="41"/>
   </w:num>
-  <w:num w:numId="66">
+  <w:num w:numId="66" w16cid:durableId="1094665061">
     <w:abstractNumId w:val="83"/>
   </w:num>
-  <w:num w:numId="67">
+  <w:num w:numId="67" w16cid:durableId="393434575">
     <w:abstractNumId w:val="29"/>
   </w:num>
-  <w:num w:numId="68">
+  <w:num w:numId="68" w16cid:durableId="84034624">
     <w:abstractNumId w:val="50"/>
   </w:num>
-  <w:num w:numId="69">
+  <w:num w:numId="69" w16cid:durableId="519466801">
     <w:abstractNumId w:val="87"/>
   </w:num>
-  <w:num w:numId="70">
+  <w:num w:numId="70" w16cid:durableId="2072145508">
     <w:abstractNumId w:val="28"/>
   </w:num>
-  <w:num w:numId="71">
+  <w:num w:numId="71" w16cid:durableId="1357999189">
     <w:abstractNumId w:val="67"/>
   </w:num>
-  <w:num w:numId="72">
+  <w:num w:numId="72" w16cid:durableId="1172334018">
     <w:abstractNumId w:val="74"/>
   </w:num>
-  <w:num w:numId="73">
+  <w:num w:numId="73" w16cid:durableId="1927953222">
     <w:abstractNumId w:val="31"/>
   </w:num>
-  <w:num w:numId="74">
+  <w:num w:numId="74" w16cid:durableId="111050313">
     <w:abstractNumId w:val="58"/>
   </w:num>
-  <w:num w:numId="75">
+  <w:num w:numId="75" w16cid:durableId="1462573983">
     <w:abstractNumId w:val="78"/>
   </w:num>
-  <w:num w:numId="76">
+  <w:num w:numId="76" w16cid:durableId="1049064422">
     <w:abstractNumId w:val="5"/>
   </w:num>
-  <w:num w:numId="77">
+  <w:num w:numId="77" w16cid:durableId="666981953">
     <w:abstractNumId w:val="77"/>
   </w:num>
-  <w:num w:numId="78">
+  <w:num w:numId="78" w16cid:durableId="100225173">
     <w:abstractNumId w:val="61"/>
   </w:num>
-  <w:num w:numId="79">
+  <w:num w:numId="79" w16cid:durableId="787430111">
     <w:abstractNumId w:val="33"/>
   </w:num>
-  <w:num w:numId="80">
+  <w:num w:numId="80" w16cid:durableId="229536384">
     <w:abstractNumId w:val="91"/>
   </w:num>
-  <w:num w:numId="81">
+  <w:num w:numId="81" w16cid:durableId="122047268">
     <w:abstractNumId w:val="25"/>
   </w:num>
-  <w:num w:numId="82">
+  <w:num w:numId="82" w16cid:durableId="295264358">
     <w:abstractNumId w:val="9"/>
   </w:num>
-  <w:num w:numId="83">
+  <w:num w:numId="83" w16cid:durableId="1114902339">
     <w:abstractNumId w:val="18"/>
   </w:num>
-  <w:num w:numId="84">
+  <w:num w:numId="84" w16cid:durableId="1848514591">
     <w:abstractNumId w:val="70"/>
   </w:num>
-  <w:num w:numId="85">
+  <w:num w:numId="85" w16cid:durableId="1852377968">
     <w:abstractNumId w:val="4"/>
   </w:num>
-  <w:num w:numId="86">
+  <w:num w:numId="86" w16cid:durableId="841356040">
     <w:abstractNumId w:val="73"/>
     <w:lvlOverride w:ilvl="0"/>
     <w:lvlOverride w:ilvl="1">
@@ -50842,10 +50565,10 @@
     <w:lvlOverride w:ilvl="7"/>
     <w:lvlOverride w:ilvl="8"/>
   </w:num>
-  <w:num w:numId="87">
+  <w:num w:numId="87" w16cid:durableId="114445735">
     <w:abstractNumId w:val="26"/>
   </w:num>
-  <w:num w:numId="88">
+  <w:num w:numId="88" w16cid:durableId="998264050">
     <w:abstractNumId w:val="57"/>
     <w:lvlOverride w:ilvl="0"/>
     <w:lvlOverride w:ilvl="1"/>
@@ -50869,40 +50592,40 @@
       <w:startOverride w:val="1"/>
     </w:lvlOverride>
   </w:num>
-  <w:num w:numId="89">
+  <w:num w:numId="89" w16cid:durableId="789864798">
     <w:abstractNumId w:val="7"/>
   </w:num>
-  <w:num w:numId="90">
+  <w:num w:numId="90" w16cid:durableId="1759516061">
     <w:abstractNumId w:val="11"/>
   </w:num>
-  <w:num w:numId="91">
+  <w:num w:numId="91" w16cid:durableId="965501955">
     <w:abstractNumId w:val="86"/>
   </w:num>
-  <w:num w:numId="92">
+  <w:num w:numId="92" w16cid:durableId="493567270">
     <w:abstractNumId w:val="38"/>
   </w:num>
-  <w:num w:numId="93">
+  <w:num w:numId="93" w16cid:durableId="934291866">
     <w:abstractNumId w:val="48"/>
   </w:num>
-  <w:num w:numId="94">
+  <w:num w:numId="94" w16cid:durableId="1222985849">
     <w:abstractNumId w:val="36"/>
   </w:num>
-  <w:num w:numId="95">
+  <w:num w:numId="95" w16cid:durableId="709497830">
     <w:abstractNumId w:val="51"/>
   </w:num>
-  <w:num w:numId="96">
+  <w:num w:numId="96" w16cid:durableId="1860926240">
     <w:abstractNumId w:val="76"/>
   </w:num>
-  <w:num w:numId="97">
+  <w:num w:numId="97" w16cid:durableId="1331178256">
     <w:abstractNumId w:val="52"/>
   </w:num>
-  <w:num w:numId="98">
+  <w:num w:numId="98" w16cid:durableId="698704221">
     <w:abstractNumId w:val="10"/>
   </w:num>
-  <w:num w:numId="99">
+  <w:num w:numId="99" w16cid:durableId="326858616">
     <w:abstractNumId w:val="60"/>
   </w:num>
-  <w:num w:numId="100">
+  <w:num w:numId="100" w16cid:durableId="894435770">
     <w:abstractNumId w:val="37"/>
   </w:num>
   <w:numIdMacAtCleanup w:val="93"/>
@@ -50910,7 +50633,7 @@
 </file>
 
 <file path=word/styles.xml><?xml version="1.0" encoding="utf-8"?>
-<w:styles xmlns:mc="http://schemas.openxmlformats.org/markup-compatibility/2006" xmlns:r="http://schemas.openxmlformats.org/officeDocument/2006/relationships" xmlns:w="http://schemas.openxmlformats.org/wordprocessingml/2006/main" xmlns:w14="http://schemas.microsoft.com/office/word/2010/wordml" xmlns:w15="http://schemas.microsoft.com/office/word/2012/wordml" mc:Ignorable="w14 w15">
+<w:styles xmlns:mc="http://schemas.openxmlformats.org/markup-compatibility/2006" xmlns:r="http://schemas.openxmlformats.org/officeDocument/2006/relationships" xmlns:w="http://schemas.openxmlformats.org/wordprocessingml/2006/main" xmlns:w14="http://schemas.microsoft.com/office/word/2010/wordml" xmlns:w15="http://schemas.microsoft.com/office/word/2012/wordml" xmlns:w16cex="http://schemas.microsoft.com/office/word/2018/wordml/cex" xmlns:w16cid="http://schemas.microsoft.com/office/word/2016/wordml/cid" xmlns:w16="http://schemas.microsoft.com/office/word/2018/wordml" xmlns:w16du="http://schemas.microsoft.com/office/word/2023/wordml/word16du" xmlns:w16sdtdh="http://schemas.microsoft.com/office/word/2020/wordml/sdtdatahash" xmlns:w16sdtfl="http://schemas.microsoft.com/office/word/2024/wordml/sdtformatlock" xmlns:w16se="http://schemas.microsoft.com/office/word/2015/wordml/symex" mc:Ignorable="w14 w15 w16se w16cid w16 w16cex w16sdtdh w16sdtfl w16du">
   <w:docDefaults>
     <w:rPrDefault>
       <w:rPr>
@@ -50926,7 +50649,7 @@
       </w:pPr>
     </w:pPrDefault>
   </w:docDefaults>
-  <w:latentStyles w:defLockedState="0" w:defUIPriority="99" w:defSemiHidden="0" w:defUnhideWhenUsed="0" w:defQFormat="0" w:count="371">
+  <w:latentStyles w:defLockedState="0" w:defUIPriority="99" w:defSemiHidden="0" w:defUnhideWhenUsed="0" w:defQFormat="0" w:count="376">
     <w:lsdException w:name="Normal" w:uiPriority="0" w:qFormat="1"/>
     <w:lsdException w:name="heading 1" w:uiPriority="9" w:qFormat="1"/>
     <w:lsdException w:name="heading 2" w:semiHidden="1" w:uiPriority="9" w:unhideWhenUsed="1" w:qFormat="1"/>
@@ -51298,6 +51021,11 @@
     <w:lsdException w:name="List Table 5 Dark Accent 6" w:uiPriority="50"/>
     <w:lsdException w:name="List Table 6 Colorful Accent 6" w:uiPriority="51"/>
     <w:lsdException w:name="List Table 7 Colorful Accent 6" w:uiPriority="52"/>
+    <w:lsdException w:name="Mention" w:semiHidden="1" w:unhideWhenUsed="1"/>
+    <w:lsdException w:name="Smart Hyperlink" w:semiHidden="1" w:unhideWhenUsed="1"/>
+    <w:lsdException w:name="Hashtag" w:semiHidden="1" w:unhideWhenUsed="1"/>
+    <w:lsdException w:name="Unresolved Mention" w:semiHidden="1" w:unhideWhenUsed="1"/>
+    <w:lsdException w:name="Smart Link" w:semiHidden="1" w:unhideWhenUsed="1"/>
   </w:latentStyles>
   <w:style w:type="paragraph" w:default="1" w:styleId="af">
     <w:name w:val="Normal"/>
@@ -56436,7 +56164,7 @@
     </w:rPr>
   </w:style>
   <w:style w:type="character" w:customStyle="1" w:styleId="affff1">
-    <w:name w:val="Название Знак"/>
+    <w:name w:val="Заголовок Знак"/>
     <w:basedOn w:val="af1"/>
     <w:link w:val="affff0"/>
     <w:uiPriority w:val="10"/>
